--- a/courts/seventh-circuit/illinois/federal/bankruptcy-northern-district/adversary-complaint/usage/OUTPUT-adversary-complaint.docx
+++ b/courts/seventh-circuit/illinois/federal/bankruptcy-northern-district/adversary-complaint/usage/OUTPUT-adversary-complaint.docx
@@ -4,50 +4,76 @@
   <w:body>
     <w:p>
       <w:pPr>
-        <w:pStyle w:val="CourtTitle"/>
-      </w:pPr>
-      <w:r>
+        <w:spacing w:before="0" w:after="0" w:line="276" w:lineRule="exact"/>
+        <w:ind w:left="0" w:firstLine="0"/>
+        <w:jc w:val="center"/>
+      </w:pPr>
+      <w:r>
+        <w:rPr>
+          <w:b/>
+          <w:bCs/>
+        </w:rPr>
         <w:t xml:space="preserve">IN THE UNITED STATES BANKRUPTCY COURT</w:t>
       </w:r>
     </w:p>
     <w:p>
       <w:pPr>
-        <w:pStyle w:val="CourtTitle"/>
-      </w:pPr>
-      <w:r>
+        <w:spacing w:before="0" w:after="276" w:line="276" w:lineRule="exact"/>
+        <w:ind w:left="0" w:firstLine="0"/>
+        <w:jc w:val="center"/>
+      </w:pPr>
+      <w:r>
+        <w:rPr>
+          <w:b/>
+          <w:bCs/>
+        </w:rPr>
         <w:t xml:space="preserve">FOR THE NORTHERN DISTRICT OF ILLINOIS</w:t>
       </w:r>
     </w:p>
     <w:p>
       <w:pPr>
-        <w:pStyle w:val="CourtTitle"/>
-      </w:pPr>
-      <w:r>
-        <w:t xml:space="preserve">EASTERN DIVISION</w:t>
+        <w:spacing w:before="0" w:after="552" w:line="276" w:lineRule="exact"/>
+        <w:ind w:left="0" w:firstLine="0"/>
+        <w:jc w:val="center"/>
+      </w:pPr>
+      <w:r>
+        <w:rPr>
+          <w:b/>
+          <w:bCs/>
+        </w:rPr>
+        <w:t xml:space="preserve">EASTERN</w:t>
+      </w:r>
+      <w:r>
+        <w:rPr>
+          <w:b/>
+          <w:bCs/>
+        </w:rPr>
+        <w:t xml:space="preserve"> </w:t>
+      </w:r>
+      <w:r>
+        <w:rPr>
+          <w:b/>
+          <w:bCs/>
+        </w:rPr>
+        <w:t xml:space="preserve">DIVISION</w:t>
       </w:r>
     </w:p>
     <w:tbl>
       <w:tblPr>
         <w:tblW w:w="9360" w:type="dxa"/>
-        <w:tblBorders>
-          <w:top w:val="nil"/>
-          <w:left w:val="nil"/>
-          <w:bottom w:val="nil"/>
-          <w:right w:val="nil"/>
-          <w:insideH w:val="nil"/>
-          <w:insideV w:val="nil"/>
-        </w:tblBorders>
+        <w:tblInd w:w="0" w:type="dxa"/>
         <w:tblLayout w:type="fixed"/>
         <w:tblCellMar>
+          <w:top w:w="0" w:type="dxa"/>
           <w:left w:w="0" w:type="dxa"/>
+          <w:bottom w:w="0" w:type="dxa"/>
           <w:right w:w="0" w:type="dxa"/>
         </w:tblCellMar>
-        <w:tblLook w:val="0000"/>
+        <w:tblLook w:val="0000" w:firstRow="0" w:lastRow="0" w:firstColumn="0" w:lastColumn="0" w:noHBand="0" w:noVBand="0"/>
       </w:tblPr>
       <w:tblGrid>
         <w:gridCol w:w="4896"/>
-        <w:gridCol w:w="432"/>
-        <w:gridCol w:w="4032"/>
+        <w:gridCol w:w="4464"/>
       </w:tblGrid>
       <w:tr>
         <w:trPr>
@@ -57,17 +83,18 @@
           <w:tcPr>
             <w:tcW w:w="4896" w:type="dxa"/>
             <w:tcBorders>
+              <w:bottom w:val="single" w:sz="6" w:space="0" w:color="000000"/>
               <w:right w:val="single" w:sz="6" w:space="0" w:color="000000"/>
-              <w:bottom w:val="single" w:sz="6" w:space="0" w:color="000000"/>
             </w:tcBorders>
             <w:tcMar>
               <w:right w:w="216" w:type="dxa"/>
-              <w:bottom w:w="173" w:type="dxa"/>
             </w:tcMar>
           </w:tcPr>
           <w:p>
             <w:pPr>
-              <w:pStyle w:val="Single"/>
+              <w:spacing w:before="0" w:after="276" w:line="276" w:lineRule="exact"/>
+              <w:ind w:left="0" w:firstLine="0"/>
+              <w:jc w:val="left"/>
             </w:pPr>
             <w:r>
               <w:t xml:space="preserve">In re:</w:t>
@@ -75,15 +102,43 @@
           </w:p>
           <w:p>
             <w:pPr>
-              <w:pStyle w:val="Single"/>
+              <w:spacing w:before="0" w:after="0" w:line="276" w:lineRule="exact"/>
+              <w:ind w:left="0" w:firstLine="0"/>
+              <w:jc w:val="left"/>
             </w:pPr>
             <w:r>
-              <w:t xml:space="preserve">SHELBOURNE NORTH WATER STREET, L.P.,</w:t>
+              <w:t xml:space="preserve">SHELBOURNE</w:t>
+            </w:r>
+            <w:r>
+              <w:t xml:space="preserve"> </w:t>
+            </w:r>
+            <w:r>
+              <w:t xml:space="preserve">NORTH</w:t>
+            </w:r>
+            <w:r>
+              <w:t xml:space="preserve"> </w:t>
+            </w:r>
+            <w:r>
+              <w:t xml:space="preserve">WATER</w:t>
+            </w:r>
+            <w:r>
+              <w:t xml:space="preserve"> </w:t>
+            </w:r>
+            <w:r>
+              <w:t xml:space="preserve">STREET,</w:t>
+            </w:r>
+            <w:r>
+              <w:t xml:space="preserve"> </w:t>
+            </w:r>
+            <w:r>
+              <w:t xml:space="preserve">L.P.,</w:t>
             </w:r>
           </w:p>
           <w:p>
             <w:pPr>
-              <w:pStyle w:val="CaptionDesignation"/>
+              <w:spacing w:before="0" w:after="0" w:line="276" w:lineRule="exact"/>
+              <w:ind w:left="2016" w:firstLine="0"/>
+              <w:jc w:val="left"/>
             </w:pPr>
             <w:r>
               <w:t xml:space="preserve">Debtor.</w:t>
@@ -91,20 +146,37 @@
           </w:p>
           <w:p>
             <w:pPr>
-              <w:pStyle w:val="CaptionEntry"/>
-            </w:pPr>
-          </w:p>
-          <w:p>
-            <w:pPr>
-              <w:pStyle w:val="Single"/>
+              <w:spacing w:before="276" w:after="0" w:line="276" w:lineRule="exact"/>
+              <w:ind w:left="0" w:firstLine="0"/>
+              <w:jc w:val="left"/>
             </w:pPr>
             <w:r>
-              <w:t xml:space="preserve">RMW ACQUISITION COMPANY, LLC</w:t>
+              <w:t xml:space="preserve">RMW</w:t>
+            </w:r>
+            <w:r>
+              <w:t xml:space="preserve"> </w:t>
+            </w:r>
+            <w:r>
+              <w:t xml:space="preserve">ACQUISITION</w:t>
+            </w:r>
+            <w:r>
+              <w:t xml:space="preserve"> </w:t>
+            </w:r>
+            <w:r>
+              <w:t xml:space="preserve">COMPANY,</w:t>
+            </w:r>
+            <w:r>
+              <w:t xml:space="preserve"> </w:t>
+            </w:r>
+            <w:r>
+              <w:t xml:space="preserve">LLC</w:t>
             </w:r>
           </w:p>
           <w:p>
             <w:pPr>
-              <w:pStyle w:val="CaptionDesignation"/>
+              <w:spacing w:before="0" w:after="0" w:line="276" w:lineRule="exact"/>
+              <w:ind w:left="2016" w:firstLine="0"/>
+              <w:jc w:val="left"/>
             </w:pPr>
             <w:r>
               <w:t xml:space="preserve">Plaintiff,</w:t>
@@ -112,12 +184,9 @@
           </w:p>
           <w:p>
             <w:pPr>
-              <w:pStyle w:val="CaptionEntry"/>
-            </w:pPr>
-          </w:p>
-          <w:p>
-            <w:pPr>
-              <w:pStyle w:val="Single"/>
+              <w:spacing w:before="276" w:after="0" w:line="276" w:lineRule="exact"/>
+              <w:ind w:left="0" w:firstLine="0"/>
+              <w:jc w:val="left"/>
             </w:pPr>
             <w:r>
               <w:t xml:space="preserve">v.</w:t>
@@ -125,36 +194,93 @@
           </w:p>
           <w:p>
             <w:pPr>
-              <w:pStyle w:val="CaptionEntry"/>
-            </w:pPr>
-          </w:p>
-          <w:p>
-            <w:pPr>
-              <w:pStyle w:val="Single"/>
+              <w:spacing w:before="276" w:after="0" w:line="276" w:lineRule="exact"/>
+              <w:ind w:left="0" w:firstLine="0"/>
+              <w:jc w:val="left"/>
             </w:pPr>
             <w:r>
-              <w:t xml:space="preserve">SHELBOURNE NORTH WATER STREET, L.P.;</w:t>
+              <w:t xml:space="preserve">SHELBOURNE</w:t>
+            </w:r>
+            <w:r>
+              <w:t xml:space="preserve"> </w:t>
+            </w:r>
+            <w:r>
+              <w:t xml:space="preserve">NORTH</w:t>
+            </w:r>
+            <w:r>
+              <w:t xml:space="preserve"> </w:t>
+            </w:r>
+            <w:r>
+              <w:t xml:space="preserve">WATER</w:t>
+            </w:r>
+            <w:r>
+              <w:t xml:space="preserve"> </w:t>
+            </w:r>
+            <w:r>
+              <w:t xml:space="preserve">STREET,</w:t>
+            </w:r>
+            <w:r>
+              <w:t xml:space="preserve"> </w:t>
+            </w:r>
+            <w:r>
+              <w:t xml:space="preserve">L.P.;</w:t>
             </w:r>
           </w:p>
           <w:p>
             <w:pPr>
-              <w:pStyle w:val="Single"/>
+              <w:spacing w:before="0" w:after="0" w:line="276" w:lineRule="exact"/>
+              <w:ind w:left="0" w:firstLine="0"/>
+              <w:jc w:val="left"/>
             </w:pPr>
             <w:r>
-              <w:t xml:space="preserve">SHELBOURNE LAKESHORE LIMITED;</w:t>
+              <w:t xml:space="preserve">SHELBOURNE</w:t>
+            </w:r>
+            <w:r>
+              <w:t xml:space="preserve"> </w:t>
+            </w:r>
+            <w:r>
+              <w:t xml:space="preserve">LAKESHORE</w:t>
+            </w:r>
+            <w:r>
+              <w:t xml:space="preserve"> </w:t>
+            </w:r>
+            <w:r>
+              <w:t xml:space="preserve">LIMITED;</w:t>
             </w:r>
           </w:p>
           <w:p>
             <w:pPr>
-              <w:pStyle w:val="Single"/>
+              <w:spacing w:before="0" w:after="0" w:line="276" w:lineRule="exact"/>
+              <w:ind w:left="0" w:firstLine="0"/>
+              <w:jc w:val="left"/>
             </w:pPr>
             <w:r>
-              <w:t xml:space="preserve">AND CHICAGO SPIRE, LLC</w:t>
+              <w:t xml:space="preserve">AND</w:t>
+            </w:r>
+            <w:r>
+              <w:t xml:space="preserve"> </w:t>
+            </w:r>
+            <w:r>
+              <w:t xml:space="preserve">CHICAGO</w:t>
+            </w:r>
+            <w:r>
+              <w:t xml:space="preserve"> </w:t>
+            </w:r>
+            <w:r>
+              <w:t xml:space="preserve">SPIRE,</w:t>
+            </w:r>
+            <w:r>
+              <w:t xml:space="preserve"> </w:t>
+            </w:r>
+            <w:r>
+              <w:t xml:space="preserve">LLC</w:t>
             </w:r>
           </w:p>
           <w:p>
             <w:pPr>
-              <w:pStyle w:val="CaptionDesignation"/>
+              <w:spacing w:before="0" w:after="276" w:line="276" w:lineRule="exact"/>
+              <w:ind w:left="2016" w:firstLine="0"/>
+              <w:jc w:val="left"/>
             </w:pPr>
             <w:r>
               <w:t xml:space="preserve">Defendants.</w:t>
@@ -163,46 +289,65 @@
         </w:tc>
         <w:tc>
           <w:tcPr>
-            <w:tcW w:w="432" w:type="dxa"/>
+            <w:tcW w:w="4464" w:type="dxa"/>
+            <w:tcMar>
+              <w:left w:w="432" w:type="dxa"/>
+            </w:tcMar>
           </w:tcPr>
           <w:p>
             <w:pPr>
-              <w:pStyle w:val="Single"/>
-            </w:pPr>
-          </w:p>
-        </w:tc>
-        <w:tc>
-          <w:tcPr>
-            <w:tcW w:w="4032" w:type="dxa"/>
-          </w:tcPr>
-          <w:p>
-            <w:pPr>
-              <w:pStyle w:val="CaptionEntry"/>
+              <w:spacing w:before="0" w:after="138" w:line="276" w:lineRule="exact"/>
+              <w:ind w:left="0" w:firstLine="0"/>
+              <w:jc w:val="left"/>
             </w:pPr>
             <w:r>
-              <w:t xml:space="preserve">Chapter 11</w:t>
+              <w:t xml:space="preserve">Chapter</w:t>
+            </w:r>
+            <w:r>
+              <w:t xml:space="preserve"> </w:t>
+            </w:r>
+            <w:r>
+              <w:t xml:space="preserve">11</w:t>
             </w:r>
           </w:p>
           <w:p>
             <w:pPr>
-              <w:pStyle w:val="CaptionEntry"/>
+              <w:spacing w:before="0" w:after="138" w:line="276" w:lineRule="exact"/>
+              <w:ind w:left="0" w:firstLine="0"/>
+              <w:jc w:val="left"/>
             </w:pPr>
             <w:r>
               <w:t xml:space="preserve">Case No. </w:t>
             </w:r>
             <w:r>
-              <w:t xml:space="preserve">13-44315 (JSB)</w:t>
+              <w:t xml:space="preserve">13</w:t>
+              <w:noBreakHyphen/>
+              <w:t xml:space="preserve">44315</w:t>
+            </w:r>
+            <w:r>
+              <w:t xml:space="preserve"> </w:t>
+            </w:r>
+            <w:r>
+              <w:t xml:space="preserve">(JSB)</w:t>
             </w:r>
           </w:p>
           <w:p>
             <w:pPr>
-              <w:pStyle w:val="CaptionEntry"/>
+              <w:spacing w:before="0" w:after="0" w:line="276" w:lineRule="exact"/>
+              <w:ind w:left="0" w:firstLine="0"/>
+              <w:jc w:val="left"/>
             </w:pPr>
             <w:r>
               <w:t xml:space="preserve">Adv. Pro. No. </w:t>
             </w:r>
             <w:r>
-              <w:t xml:space="preserve">13-_____ (JSB)</w:t>
+              <w:t xml:space="preserve">13-_____</w:t>
+            </w:r>
+            <w:r>
+              <w:t xml:space="preserve"> </w:t>
+            </w:r>
+            <w:r>
+              <w:t xml:space="preserve">(JSB)</w:t>
             </w:r>
           </w:p>
         </w:tc>
@@ -210,10 +355,212 @@
     </w:tbl>
     <w:p>
       <w:pPr>
-        <w:pStyle w:val="CoverTitle"/>
-      </w:pPr>
-      <w:r>
-        <w:t xml:space="preserve">Complaint for Declaratory Judgment as to Validity and Priority of Liens and Allowance of Claims</w:t>
+        <w:spacing w:before="552" w:after="552" w:line="276" w:lineRule="exact"/>
+        <w:ind w:left="0" w:firstLine="0"/>
+        <w:jc w:val="center"/>
+      </w:pPr>
+      <w:r>
+        <w:rPr>
+          <w:b/>
+          <w:bCs/>
+        </w:rPr>
+        <w:t xml:space="preserve">COMPLAINT</w:t>
+      </w:r>
+      <w:r>
+        <w:rPr>
+          <w:b/>
+          <w:bCs/>
+        </w:rPr>
+        <w:t xml:space="preserve"> </w:t>
+      </w:r>
+      <w:r>
+        <w:rPr>
+          <w:b/>
+          <w:bCs/>
+        </w:rPr>
+        <w:t xml:space="preserve">FOR</w:t>
+      </w:r>
+      <w:r>
+        <w:rPr>
+          <w:b/>
+          <w:bCs/>
+        </w:rPr>
+        <w:t xml:space="preserve"> </w:t>
+      </w:r>
+      <w:r>
+        <w:rPr>
+          <w:b/>
+          <w:bCs/>
+        </w:rPr>
+        <w:t xml:space="preserve">DECLARATORY</w:t>
+      </w:r>
+      <w:r>
+        <w:rPr>
+          <w:b/>
+          <w:bCs/>
+        </w:rPr>
+        <w:t xml:space="preserve"> </w:t>
+      </w:r>
+      <w:r>
+        <w:rPr>
+          <w:b/>
+          <w:bCs/>
+        </w:rPr>
+        <w:t xml:space="preserve">JUDGMENT</w:t>
+      </w:r>
+      <w:r>
+        <w:rPr>
+          <w:b/>
+          <w:bCs/>
+        </w:rPr>
+        <w:t xml:space="preserve"> </w:t>
+      </w:r>
+      <w:r>
+        <w:rPr>
+          <w:b/>
+          <w:bCs/>
+        </w:rPr>
+        <w:t xml:space="preserve">AS</w:t>
+      </w:r>
+      <w:r>
+        <w:rPr>
+          <w:b/>
+          <w:bCs/>
+        </w:rPr>
+        <w:t xml:space="preserve"> </w:t>
+      </w:r>
+      <w:r>
+        <w:rPr>
+          <w:b/>
+          <w:bCs/>
+        </w:rPr>
+        <w:t xml:space="preserve">TO</w:t>
+      </w:r>
+      <w:r>
+        <w:rPr>
+          <w:b/>
+          <w:bCs/>
+        </w:rPr>
+        <w:t xml:space="preserve"> </w:t>
+      </w:r>
+      <w:r>
+        <w:rPr>
+          <w:b/>
+          <w:bCs/>
+        </w:rPr>
+        <w:t xml:space="preserve">VALIDITY</w:t>
+      </w:r>
+      <w:r>
+        <w:rPr>
+          <w:b/>
+          <w:bCs/>
+        </w:rPr>
+        <w:t xml:space="preserve"> </w:t>
+      </w:r>
+      <w:r>
+        <w:rPr>
+          <w:b/>
+          <w:bCs/>
+        </w:rPr>
+        <w:t xml:space="preserve">AND</w:t>
+      </w:r>
+      <w:r>
+        <w:rPr>
+          <w:b/>
+          <w:bCs/>
+        </w:rPr>
+        <w:t xml:space="preserve"> </w:t>
+      </w:r>
+      <w:r>
+        <w:rPr>
+          <w:b/>
+          <w:bCs/>
+        </w:rPr>
+        <w:t xml:space="preserve">PRIORITY</w:t>
+      </w:r>
+      <w:r>
+        <w:rPr>
+          <w:b/>
+          <w:bCs/>
+        </w:rPr>
+        <w:t xml:space="preserve"> </w:t>
+      </w:r>
+      <w:r>
+        <w:rPr>
+          <w:b/>
+          <w:bCs/>
+        </w:rPr>
+        <w:t xml:space="preserve">OF</w:t>
+      </w:r>
+      <w:r>
+        <w:rPr>
+          <w:b/>
+          <w:bCs/>
+        </w:rPr>
+        <w:t xml:space="preserve"> </w:t>
+      </w:r>
+      <w:r>
+        <w:rPr>
+          <w:b/>
+          <w:bCs/>
+        </w:rPr>
+        <w:t xml:space="preserve">LIENS</w:t>
+      </w:r>
+      <w:r>
+        <w:rPr>
+          <w:b/>
+          <w:bCs/>
+        </w:rPr>
+        <w:t xml:space="preserve"> </w:t>
+      </w:r>
+      <w:r>
+        <w:rPr>
+          <w:b/>
+          <w:bCs/>
+        </w:rPr>
+        <w:t xml:space="preserve">AND</w:t>
+      </w:r>
+      <w:r>
+        <w:rPr>
+          <w:b/>
+          <w:bCs/>
+        </w:rPr>
+        <w:t xml:space="preserve"> </w:t>
+      </w:r>
+      <w:r>
+        <w:rPr>
+          <w:b/>
+          <w:bCs/>
+        </w:rPr>
+        <w:t xml:space="preserve">ALLOWANCE</w:t>
+      </w:r>
+      <w:r>
+        <w:rPr>
+          <w:b/>
+          <w:bCs/>
+        </w:rPr>
+        <w:t xml:space="preserve"> </w:t>
+      </w:r>
+      <w:r>
+        <w:rPr>
+          <w:b/>
+          <w:bCs/>
+        </w:rPr>
+        <w:t xml:space="preserve">OF</w:t>
+      </w:r>
+      <w:r>
+        <w:rPr>
+          <w:b/>
+          <w:bCs/>
+        </w:rPr>
+        <w:t xml:space="preserve"> </w:t>
+      </w:r>
+      <w:r>
+        <w:rPr>
+          <w:b/>
+          <w:bCs/>
+        </w:rPr>
+        <w:t xml:space="preserve">CLAIMS</w:t>
       </w:r>
     </w:p>
     <w:p>
@@ -224,13 +571,49 @@
         <w:t xml:space="preserve">For its Complaint For Declaratory Judgment as to Validity and Priority of Liens and Allowance of Claims (the “Complaint”), RMW Acquisition Company, LLC (“RMW”), by and through its undersigned counsel, respectfully states as follows:</w:t>
       </w:r>
     </w:p>
-    <w:bookmarkStart w:id="22" w:name="nature-of-action"/>
     <w:p>
       <w:pPr>
         <w:pStyle w:val="Heading1"/>
-      </w:pPr>
-      <w:r>
-        <w:t xml:space="preserve">Nature of Action</w:t>
+        <w:keepNext/>
+        <w:keepLines/>
+        <w:spacing w:before="276" w:after="276" w:line="276" w:lineRule="exact"/>
+        <w:ind w:left="0" w:firstLine="0"/>
+        <w:jc w:val="center"/>
+      </w:pPr>
+      <w:r>
+        <w:rPr>
+          <w:b/>
+          <w:bCs/>
+        </w:rPr>
+        <w:t xml:space="preserve">NATURE</w:t>
+      </w:r>
+      <w:r>
+        <w:rPr>
+          <w:b/>
+          <w:bCs/>
+        </w:rPr>
+        <w:t xml:space="preserve"> </w:t>
+      </w:r>
+      <w:r>
+        <w:rPr>
+          <w:b/>
+          <w:bCs/>
+        </w:rPr>
+        <w:t xml:space="preserve">OF</w:t>
+      </w:r>
+      <w:r>
+        <w:rPr>
+          <w:b/>
+          <w:bCs/>
+        </w:rPr>
+        <w:t xml:space="preserve"> </w:t>
+      </w:r>
+      <w:r>
+        <w:rPr>
+          <w:b/>
+          <w:bCs/>
+        </w:rPr>
+        <w:t xml:space="preserve">ACTION</w:t>
       </w:r>
     </w:p>
     <w:p>
@@ -244,13 +627,13 @@
         <w:tab/>
       </w:r>
       <w:r>
-        <w:t xml:space="preserve">This is an action (the “Adversary Proceeding”) for relief pursuant to the Declaratory Judgments Act, 28 U.S.C. § 2201 and Rule 7001(2) of the Federal Rules of Bankruptcy Procedure (the “Bankruptcy Rules”), requesting adjudication by this Court pursuant to Bankruptcy Code sections 502 and 506: (i) allowing the RMW Total Prepetition Claim</w:t>
+        <w:t xml:space="preserve">This is an action (the “Adversary Proceeding”) for relief pursuant to the Declaratory Judgments Act, 28 U.S.C. § 2201 and Rule 7001(2) of the Federal Rules of Bankruptcy Procedure (the “Bankruptcy Rules”), requesting adjudication by this Court pursuant to Bankruptcy Code sections 502 and 506: (i) allowing the RMW Total Prepetition Claim</w:t>
       </w:r>
       <w:r>
         <w:rPr>
           <w:rStyle w:val="FootnoteReference"/>
         </w:rPr>
-        <w:footnoteReference w:id="20"/>
+        <w:footnoteReference w:id="9"/>
       </w:r>
       <w:r>
         <w:t xml:space="preserve"> </w:t>
@@ -262,7 +645,7 @@
         <w:rPr>
           <w:rStyle w:val="FootnoteReference"/>
         </w:rPr>
-        <w:footnoteReference w:id="21"/>
+        <w:footnoteReference w:id="10"/>
       </w:r>
       <w:r>
         <w:t xml:space="preserve"> </w:t>
@@ -327,14 +710,35 @@
         <w:t xml:space="preserve">This court should enter an order and judgment: (i) allowing the RMW Total Prepetition Claim in the amount of $94,431,258.19 against the Debtor; (ii) declaring that the RMW Liens are valid, enforceable and properly perfected against the Debtor and the Mortgaged Property; (iii) declaring that the RMW Liens are senior in priority to the liens, claims and interests in, to and against the Mortgaged Property that may be held or asserted by Defendants Shelbourne Lakeshore or Chicago Spire; and (iv) once the Court has determined the allowed amount of the RMW Total Prepetition Claim and the validity, enforceability, and priority of the RMW Liens against the Mortgaged Property, determining the allowed amount of the RMW Secured Claim under Bankruptcy Code section 506 by a methodology and in a manner to be established by the Court after notice and hearing at that time.</w:t>
       </w:r>
     </w:p>
-    <w:bookmarkEnd w:id="22"/>
-    <w:bookmarkStart w:id="24" w:name="the-parties"/>
     <w:p>
       <w:pPr>
         <w:pStyle w:val="Heading1"/>
-      </w:pPr>
-      <w:r>
-        <w:t xml:space="preserve">The Parties</w:t>
+        <w:keepNext/>
+        <w:keepLines/>
+        <w:spacing w:before="276" w:after="276" w:line="276" w:lineRule="exact"/>
+        <w:ind w:left="0" w:firstLine="0"/>
+        <w:jc w:val="center"/>
+      </w:pPr>
+      <w:r>
+        <w:rPr>
+          <w:b/>
+          <w:bCs/>
+        </w:rPr>
+        <w:t xml:space="preserve">THE</w:t>
+      </w:r>
+      <w:r>
+        <w:rPr>
+          <w:b/>
+          <w:bCs/>
+        </w:rPr>
+        <w:t xml:space="preserve"> </w:t>
+      </w:r>
+      <w:r>
+        <w:rPr>
+          <w:b/>
+          <w:bCs/>
+        </w:rPr>
+        <w:t xml:space="preserve">PARTIES</w:t>
       </w:r>
     </w:p>
     <w:p>
@@ -396,17 +800,52 @@
         <w:rPr>
           <w:rStyle w:val="FootnoteReference"/>
         </w:rPr>
-        <w:footnoteReference w:id="23"/>
-      </w:r>
-    </w:p>
-    <w:bookmarkEnd w:id="24"/>
-    <w:bookmarkStart w:id="25" w:name="jurisdiction-and-venue"/>
+        <w:footnoteReference w:id="11"/>
+      </w:r>
+    </w:p>
     <w:p>
       <w:pPr>
         <w:pStyle w:val="Heading1"/>
-      </w:pPr>
-      <w:r>
-        <w:t xml:space="preserve">Jurisdiction and Venue</w:t>
+        <w:keepNext/>
+        <w:keepLines/>
+        <w:spacing w:before="276" w:after="276" w:line="276" w:lineRule="exact"/>
+        <w:ind w:left="0" w:firstLine="0"/>
+        <w:jc w:val="center"/>
+      </w:pPr>
+      <w:r>
+        <w:rPr>
+          <w:b/>
+          <w:bCs/>
+        </w:rPr>
+        <w:t xml:space="preserve">JURISDICTION</w:t>
+      </w:r>
+      <w:r>
+        <w:rPr>
+          <w:b/>
+          <w:bCs/>
+        </w:rPr>
+        <w:t xml:space="preserve"> </w:t>
+      </w:r>
+      <w:r>
+        <w:rPr>
+          <w:b/>
+          <w:bCs/>
+        </w:rPr>
+        <w:t xml:space="preserve">AND</w:t>
+      </w:r>
+      <w:r>
+        <w:rPr>
+          <w:b/>
+          <w:bCs/>
+        </w:rPr>
+        <w:t xml:space="preserve"> </w:t>
+      </w:r>
+      <w:r>
+        <w:rPr>
+          <w:b/>
+          <w:bCs/>
+        </w:rPr>
+        <w:t xml:space="preserve">VENUE</w:t>
       </w:r>
     </w:p>
     <w:p>
@@ -420,7 +859,7 @@
         <w:tab/>
       </w:r>
       <w:r>
-        <w:t xml:space="preserve">This action arises under the Declaratory Judgments Act, 28 U.S.C. § 2201, and Bankruptcy Rule 7001(2). This Court has jurisdiction over this Adversary Proceeding pursuant to 28 U.S.C. §§ 157 and 1334. This Adversary Proceeding is a core proceeding under 28 U.S.C. § 157(b)(2)(A), (K) and (O) and is otherwise related to the above-captioned Chapter 11 case (the “Chapter 11 Case”).</w:t>
+        <w:t xml:space="preserve">This action arises under the Declaratory Judgments Act, 28 U.S.C. § 2201, and Bankruptcy Rule 7001(2). This Court has jurisdiction over this Adversary Proceeding pursuant to 28 U.S.C. §§ 157 and 1334. This Adversary Proceeding is a core proceeding under 28 U.S.C. § 157(b)⁠(2)⁠(A), (K) and (O) and is otherwise related to the above-captioned Chapter 11 case (the “Chapter 11 Case”).</w:t>
       </w:r>
     </w:p>
     <w:p>
@@ -434,26 +873,97 @@
         <w:tab/>
       </w:r>
       <w:r>
-        <w:t xml:space="preserve">Venue is proper in this judicial district under 28 U.S.C. § 1409 because this Adversary Proceeding arises under and in connection with a case (i.e., the Chapter 11 Case) pending in this District under the Bankruptcy Code.</w:t>
-      </w:r>
-    </w:p>
-    <w:bookmarkEnd w:id="25"/>
-    <w:bookmarkStart w:id="33" w:name="factual-background"/>
+        <w:t xml:space="preserve">Venue is proper in this judicial district under 28 U.S.C. § 1409 because this Adversary Proceeding arises under and in connection with a case (i.e., the Chapter 11 Case) pending in this District under the Bankruptcy Code.</w:t>
+      </w:r>
+    </w:p>
     <w:p>
       <w:pPr>
         <w:pStyle w:val="Heading1"/>
-      </w:pPr>
-      <w:r>
-        <w:t xml:space="preserve">Factual Background</w:t>
-      </w:r>
-    </w:p>
-    <w:bookmarkStart w:id="28" w:name="the-loan-and-mortgage"/>
+        <w:keepNext/>
+        <w:keepLines/>
+        <w:spacing w:before="276" w:after="276" w:line="276" w:lineRule="exact"/>
+        <w:ind w:left="0" w:firstLine="0"/>
+        <w:jc w:val="center"/>
+      </w:pPr>
+      <w:r>
+        <w:rPr>
+          <w:b/>
+          <w:bCs/>
+        </w:rPr>
+        <w:t xml:space="preserve">FACTUAL</w:t>
+      </w:r>
+      <w:r>
+        <w:rPr>
+          <w:b/>
+          <w:bCs/>
+        </w:rPr>
+        <w:t xml:space="preserve"> </w:t>
+      </w:r>
+      <w:r>
+        <w:rPr>
+          <w:b/>
+          <w:bCs/>
+        </w:rPr>
+        <w:t xml:space="preserve">BACKGROUND</w:t>
+      </w:r>
+    </w:p>
     <w:p>
       <w:pPr>
         <w:pStyle w:val="Heading2"/>
-      </w:pPr>
-      <w:r>
-        <w:t xml:space="preserve">The Loan and Mortgage</w:t>
+        <w:keepNext/>
+        <w:keepLines/>
+        <w:spacing w:before="276" w:after="276" w:line="276" w:lineRule="exact"/>
+        <w:ind w:left="0" w:firstLine="0"/>
+        <w:jc w:val="left"/>
+      </w:pPr>
+      <w:r>
+        <w:rPr>
+          <w:b/>
+          <w:bCs/>
+        </w:rPr>
+        <w:t xml:space="preserve">The</w:t>
+      </w:r>
+      <w:r>
+        <w:rPr>
+          <w:b/>
+          <w:bCs/>
+        </w:rPr>
+        <w:t xml:space="preserve"> </w:t>
+      </w:r>
+      <w:r>
+        <w:rPr>
+          <w:b/>
+          <w:bCs/>
+        </w:rPr>
+        <w:t xml:space="preserve">Loan</w:t>
+      </w:r>
+      <w:r>
+        <w:rPr>
+          <w:b/>
+          <w:bCs/>
+        </w:rPr>
+        <w:t xml:space="preserve"> </w:t>
+      </w:r>
+      <w:r>
+        <w:rPr>
+          <w:b/>
+          <w:bCs/>
+        </w:rPr>
+        <w:t xml:space="preserve">and</w:t>
+      </w:r>
+      <w:r>
+        <w:rPr>
+          <w:b/>
+          <w:bCs/>
+        </w:rPr>
+        <w:t xml:space="preserve"> </w:t>
+      </w:r>
+      <w:r>
+        <w:rPr>
+          <w:b/>
+          <w:bCs/>
+        </w:rPr>
+        <w:t xml:space="preserve">Mortgage</w:t>
       </w:r>
     </w:p>
     <w:p>
@@ -473,7 +983,7 @@
         <w:rPr>
           <w:rStyle w:val="FootnoteReference"/>
         </w:rPr>
-        <w:footnoteReference w:id="26"/>
+        <w:footnoteReference w:id="12"/>
       </w:r>
       <w:r>
         <w:t xml:space="preserve"> </w:t>
@@ -541,7 +1051,7 @@
         <w:rPr>
           <w:rStyle w:val="FootnoteReference"/>
         </w:rPr>
-        <w:footnoteReference w:id="27"/>
+        <w:footnoteReference w:id="13"/>
       </w:r>
     </w:p>
     <w:p>
@@ -555,17 +1065,52 @@
         <w:tab/>
       </w:r>
       <w:r>
-        <w:t xml:space="preserve">The RMW Mortgage was originally recorded in the office of the Cook County, Illinois, Recorder of Deeds on July 31, 2006 as Document No. 0621243299. A true and correct copy of the original RMW Mortgage is attached hereto as Exhibit J. The First Amendment to the RMW Mortgage was executed and recorded in the office of the Cook County, Illinois, Recorder of Deeds on September 11, 2008 as Document No. 0825503092. A true and correct copy of the first amendment to the RMW Mortgage is attached hereto as Exhibit K.</w:t>
-      </w:r>
-    </w:p>
-    <w:bookmarkEnd w:id="28"/>
-    <w:bookmarkStart w:id="29" w:name="the-mechanic-liens"/>
+        <w:t xml:space="preserve">The RMW Mortgage was originally recorded in the office of the Cook County, Illinois, Recorder of Deeds on July 31, 2006 as Document No. 0621243299. A true and correct copy of the original RMW Mortgage is attached hereto as Exhibit J. The First Amendment to the RMW Mortgage was executed and recorded in the office of the Cook County, Illinois, Recorder of Deeds on September 11, 2008 as Document No. 0825503092. A true and correct copy of the first amendment to the RMW Mortgage is attached hereto as Exhibit K.</w:t>
+      </w:r>
+    </w:p>
     <w:p>
       <w:pPr>
         <w:pStyle w:val="Heading2"/>
-      </w:pPr>
-      <w:r>
-        <w:t xml:space="preserve">The Mechanic Liens</w:t>
+        <w:keepNext/>
+        <w:keepLines/>
+        <w:spacing w:before="276" w:after="276" w:line="276" w:lineRule="exact"/>
+        <w:ind w:left="0" w:firstLine="0"/>
+        <w:jc w:val="left"/>
+      </w:pPr>
+      <w:r>
+        <w:rPr>
+          <w:b/>
+          <w:bCs/>
+        </w:rPr>
+        <w:t xml:space="preserve">The</w:t>
+      </w:r>
+      <w:r>
+        <w:rPr>
+          <w:b/>
+          <w:bCs/>
+        </w:rPr>
+        <w:t xml:space="preserve"> </w:t>
+      </w:r>
+      <w:r>
+        <w:rPr>
+          <w:b/>
+          <w:bCs/>
+        </w:rPr>
+        <w:t xml:space="preserve">Mechanic</w:t>
+      </w:r>
+      <w:r>
+        <w:rPr>
+          <w:b/>
+          <w:bCs/>
+        </w:rPr>
+        <w:t xml:space="preserve"> </w:t>
+      </w:r>
+      <w:r>
+        <w:rPr>
+          <w:b/>
+          <w:bCs/>
+        </w:rPr>
+        <w:t xml:space="preserve">Liens</w:t>
       </w:r>
     </w:p>
     <w:p>
@@ -593,7 +1138,7 @@
         <w:tab/>
       </w:r>
       <w:r>
-        <w:t xml:space="preserve">On October 10, 2008, Chicago Spire recorded a mechanic lien against the Mortgaged Property in the amount of $15,000,000 (the “Chicago Spire Lien”) with the Office of the Cook County Recorder of Deeds as Document No. 0828431059.</w:t>
+        <w:t xml:space="preserve">On October 10, 2008, Chicago Spire recorded a mechanic lien against the Mortgaged Property in the amount of $15,000,000 (the “Chicago Spire Lien”) with the Office of the Cook County Recorder of Deeds as Document No. 0828431059.</w:t>
       </w:r>
     </w:p>
     <w:p>
@@ -607,17 +1152,108 @@
         <w:tab/>
       </w:r>
       <w:r>
-        <w:t xml:space="preserve">On October 10, 2008, Shelbourne Lakeshore recorded a mechanic lien against the Mortgaged Property in the amount of $2,528,627 (the “Shelbourne Lakeshore Lien”) with the Office of the Cook County Recorder of Deeds as Document No. 0828431060.</w:t>
-      </w:r>
-    </w:p>
-    <w:bookmarkEnd w:id="29"/>
-    <w:bookmarkStart w:id="30" w:name="X5fcd8e0067ddec225ad4147b88c0613ff9333d8"/>
+        <w:t xml:space="preserve">On October 10, 2008, Shelbourne Lakeshore recorded a mechanic lien against the Mortgaged Property in the amount of $2,528,627 (the “Shelbourne Lakeshore Lien”) with the Office of the Cook County Recorder of Deeds as Document No. 0828431060.</w:t>
+      </w:r>
+    </w:p>
     <w:p>
       <w:pPr>
         <w:pStyle w:val="Heading2"/>
-      </w:pPr>
-      <w:r>
-        <w:t xml:space="preserve">Default, the Forbearance Agreement, and Foreclosure Action</w:t>
+        <w:keepNext/>
+        <w:keepLines/>
+        <w:spacing w:before="276" w:after="276" w:line="276" w:lineRule="exact"/>
+        <w:ind w:left="0" w:firstLine="0"/>
+        <w:jc w:val="left"/>
+      </w:pPr>
+      <w:r>
+        <w:rPr>
+          <w:b/>
+          <w:bCs/>
+        </w:rPr>
+        <w:t xml:space="preserve">Default,</w:t>
+      </w:r>
+      <w:r>
+        <w:rPr>
+          <w:b/>
+          <w:bCs/>
+        </w:rPr>
+        <w:t xml:space="preserve"> </w:t>
+      </w:r>
+      <w:r>
+        <w:rPr>
+          <w:b/>
+          <w:bCs/>
+        </w:rPr>
+        <w:t xml:space="preserve">the</w:t>
+      </w:r>
+      <w:r>
+        <w:rPr>
+          <w:b/>
+          <w:bCs/>
+        </w:rPr>
+        <w:t xml:space="preserve"> </w:t>
+      </w:r>
+      <w:r>
+        <w:rPr>
+          <w:b/>
+          <w:bCs/>
+        </w:rPr>
+        <w:t xml:space="preserve">Forbearance</w:t>
+      </w:r>
+      <w:r>
+        <w:rPr>
+          <w:b/>
+          <w:bCs/>
+        </w:rPr>
+        <w:t xml:space="preserve"> </w:t>
+      </w:r>
+      <w:r>
+        <w:rPr>
+          <w:b/>
+          <w:bCs/>
+        </w:rPr>
+        <w:t xml:space="preserve">Agreement,</w:t>
+      </w:r>
+      <w:r>
+        <w:rPr>
+          <w:b/>
+          <w:bCs/>
+        </w:rPr>
+        <w:t xml:space="preserve"> </w:t>
+      </w:r>
+      <w:r>
+        <w:rPr>
+          <w:b/>
+          <w:bCs/>
+        </w:rPr>
+        <w:t xml:space="preserve">and</w:t>
+      </w:r>
+      <w:r>
+        <w:rPr>
+          <w:b/>
+          <w:bCs/>
+        </w:rPr>
+        <w:t xml:space="preserve"> </w:t>
+      </w:r>
+      <w:r>
+        <w:rPr>
+          <w:b/>
+          <w:bCs/>
+        </w:rPr>
+        <w:t xml:space="preserve">Foreclosure</w:t>
+      </w:r>
+      <w:r>
+        <w:rPr>
+          <w:b/>
+          <w:bCs/>
+        </w:rPr>
+        <w:t xml:space="preserve"> </w:t>
+      </w:r>
+      <w:r>
+        <w:rPr>
+          <w:b/>
+          <w:bCs/>
+        </w:rPr>
+        <w:t xml:space="preserve">Action</w:t>
       </w:r>
     </w:p>
     <w:p>
@@ -645,7 +1281,7 @@
         <w:tab/>
       </w:r>
       <w:r>
-        <w:t xml:space="preserve">In the Forbearance Agreement, the Debtor, among other things, (i) acknowledged that the Debtor is in default under the Loan Documents by reason of the Debtor’s failure to pay the Loan at maturity; (ii) acknowledged and agreed that as of March 3, 2010, the amount of outstanding principal, interest, and fees for the Loan owing to Lender was $74,487,362.42; (iii) acknowledged that all amounts asserted to be due by the Lender under the Facility Agreement and the Loan Documents were justly due and owing without any defense of Borrower or any right of Borrower to set off, recoup, or counterclaims; (iv) acknowledged that the Loan Documents and obligations of the Debtor under the Loan Documents remained in full force and effect and may be enforced against the Debtor; (v) acknowledged that the RMW Liens granted to Anglo Irish pursuant to the Facility Agreement and Loan Documents are valid, enforceable, and properly perfected, and not subject to avoidance under applicable state or federal law; and (vi) released Anglo Irish and its successors and assigns from any and all actions or liability, whether known or unknown by the Debtor, founded either in law or equity arising from, in connection with, or in any way concerning or relating to the Loan. Forbearance Agreement at ¶¶ 1, 2, 5.10, 9.1.</w:t>
+        <w:t xml:space="preserve">In the Forbearance Agreement, the Debtor, among other things, (i) acknowledged that the Debtor is in default under the Loan Documents by reason of the Debtor’s failure to pay the Loan at maturity; (ii) acknowledged and agreed that as of March 3, 2010, the amount of outstanding principal, interest, and fees for the Loan owing to Lender was $74,487,362.42; (iii) acknowledged that all amounts asserted to be due by the Lender under the Facility Agreement and the Loan Documents were justly due and owing without any defense of Borrower or any right of Borrower to set off, recoup, or counterclaims; (iv) acknowledged that the Loan Documents and obligations of the Debtor under the Loan Documents remained in full force and effect and may be enforced against the Debtor; (v) acknowledged that the RMW Liens granted to Anglo Irish pursuant to the Facility Agreement and Loan Documents are valid, enforceable, and properly perfected, and not subject to avoidance under applicable state or federal law; and (vi) released Anglo Irish and its successors and assigns from any and all actions or liability, whether known or unknown by the Debtor, founded either in law or equity arising from, in connection with, or in any way concerning or relating to the Loan. Forbearance Agreement at ¶¶ 1, 2, 5.10, 9.1.</w:t>
       </w:r>
     </w:p>
     <w:p>
@@ -659,7 +1295,7 @@
         <w:tab/>
       </w:r>
       <w:r>
-        <w:t xml:space="preserve">Also on April 21, 2010, Defendants Chicago Spire and Shelbourne Lakeshore together executed a subordination agreement (the “Subordination Agreement”). The Subordination Agreement was recorded on the Mortgaged Property with the Office of the Cook County Recorder of Deeds as Document No. 1316229023. A true and correct copy of the Subordination Agreement is attached hereto as Exhibit M. In the Subordination Agreement, Chicago Spire and Shelbourne Lakeshore each agreed that any and all contractual, constitutional, and statutory mechanic’s or materialmen’s liens to which they may be entitled to or thereafter become entitled to, are subordinated to the RMW Mortgage. Subordination Agreement at p. 2.</w:t>
+        <w:t xml:space="preserve">Also on April 21, 2010, Defendants Chicago Spire and Shelbourne Lakeshore together executed a subordination agreement (the “Subordination Agreement”). The Subordination Agreement was recorded on the Mortgaged Property with the Office of the Cook County Recorder of Deeds as Document No. 1316229023. A true and correct copy of the Subordination Agreement is attached hereto as Exhibit M. In the Subordination Agreement, Chicago Spire and Shelbourne Lakeshore each agreed that any and all contractual, constitutional, and statutory mechanic’s or materialmen’s liens to which they may be entitled to or thereafter become entitled to, are subordinated to the RMW Mortgage. Subordination Agreement at p. 2.</w:t>
       </w:r>
     </w:p>
     <w:p>
@@ -701,17 +1337,108 @@
         <w:tab/>
       </w:r>
       <w:r>
-        <w:t xml:space="preserve">On October, 12, 2011, the state court entered an order (the “Mechanic Lien Subordination Order”), among other things, granting summary judgment in favor of Anglo Irish that the Chicago Spire Lien and the Shelbourne Lakeshore Lien were subordinate to the RMW Mortgage. A true and correct copy of the Mechanic Lien Subordination Order is attached hereto as Exhibit N. The state court based its determination on admissions by Chicago Spire and Shelbourne Lakeshore that the Chicago Spire Lien and Shelbourne Lakeshore Lien were subordinate to the RMW Mortgage by the Subordination Agreement. Mechanic Lien Subordination Order at ¶ 9.</w:t>
-      </w:r>
-    </w:p>
-    <w:bookmarkEnd w:id="30"/>
-    <w:bookmarkStart w:id="31" w:name="X3a00c3fbf0df47f7e2aae0fbd1dec2950cd7abd"/>
+        <w:t xml:space="preserve">On October, 12, 2011, the state court entered an order (the “Mechanic Lien Subordination Order”), among other things, granting summary judgment in favor of Anglo Irish that the Chicago Spire Lien and the Shelbourne Lakeshore Lien were subordinate to the RMW Mortgage. A true and correct copy of the Mechanic Lien Subordination Order is attached hereto as Exhibit N. The state court based its determination on admissions by Chicago Spire and Shelbourne Lakeshore that the Chicago Spire Lien and Shelbourne Lakeshore Lien were subordinate to the RMW Mortgage by the Subordination Agreement. Mechanic Lien Subordination Order at ¶ 9.</w:t>
+      </w:r>
+    </w:p>
     <w:p>
       <w:pPr>
         <w:pStyle w:val="Heading2"/>
-      </w:pPr>
-      <w:r>
-        <w:t xml:space="preserve">Assignment of the Loan and Loan Documents</w:t>
+        <w:keepNext/>
+        <w:keepLines/>
+        <w:spacing w:before="276" w:after="276" w:line="276" w:lineRule="exact"/>
+        <w:ind w:left="0" w:firstLine="0"/>
+        <w:jc w:val="left"/>
+      </w:pPr>
+      <w:r>
+        <w:rPr>
+          <w:b/>
+          <w:bCs/>
+        </w:rPr>
+        <w:t xml:space="preserve">Assignment</w:t>
+      </w:r>
+      <w:r>
+        <w:rPr>
+          <w:b/>
+          <w:bCs/>
+        </w:rPr>
+        <w:t xml:space="preserve"> </w:t>
+      </w:r>
+      <w:r>
+        <w:rPr>
+          <w:b/>
+          <w:bCs/>
+        </w:rPr>
+        <w:t xml:space="preserve">of</w:t>
+      </w:r>
+      <w:r>
+        <w:rPr>
+          <w:b/>
+          <w:bCs/>
+        </w:rPr>
+        <w:t xml:space="preserve"> </w:t>
+      </w:r>
+      <w:r>
+        <w:rPr>
+          <w:b/>
+          <w:bCs/>
+        </w:rPr>
+        <w:t xml:space="preserve">the</w:t>
+      </w:r>
+      <w:r>
+        <w:rPr>
+          <w:b/>
+          <w:bCs/>
+        </w:rPr>
+        <w:t xml:space="preserve"> </w:t>
+      </w:r>
+      <w:r>
+        <w:rPr>
+          <w:b/>
+          <w:bCs/>
+        </w:rPr>
+        <w:t xml:space="preserve">Loan</w:t>
+      </w:r>
+      <w:r>
+        <w:rPr>
+          <w:b/>
+          <w:bCs/>
+        </w:rPr>
+        <w:t xml:space="preserve"> </w:t>
+      </w:r>
+      <w:r>
+        <w:rPr>
+          <w:b/>
+          <w:bCs/>
+        </w:rPr>
+        <w:t xml:space="preserve">and</w:t>
+      </w:r>
+      <w:r>
+        <w:rPr>
+          <w:b/>
+          <w:bCs/>
+        </w:rPr>
+        <w:t xml:space="preserve"> </w:t>
+      </w:r>
+      <w:r>
+        <w:rPr>
+          <w:b/>
+          <w:bCs/>
+        </w:rPr>
+        <w:t xml:space="preserve">Loan</w:t>
+      </w:r>
+      <w:r>
+        <w:rPr>
+          <w:b/>
+          <w:bCs/>
+        </w:rPr>
+        <w:t xml:space="preserve"> </w:t>
+      </w:r>
+      <w:r>
+        <w:rPr>
+          <w:b/>
+          <w:bCs/>
+        </w:rPr>
+        <w:t xml:space="preserve">Documents</w:t>
       </w:r>
     </w:p>
     <w:p>
@@ -756,14 +1483,63 @@
         <w:t xml:space="preserve">By Loan Purchase and Sale Agreement dated June 13, 2013 (the “Loan Purchase Agreement”), RMW acquired the Loan and Loan Documents from NALM. True and correct copies of the “Loan Purchase and Sale Agreement (redacted),” “Assignment of Mortgage and Security Agreement,” “Assignment and Assumption of Loan Documents” and the Allonge to the A&amp;R Note from NALM to RMW are attached hereto as Exhibits R, S, T, U, respectively. Thus, RMW is the owner and holder of the Loan and the Loan Documents.</w:t>
       </w:r>
     </w:p>
-    <w:bookmarkEnd w:id="31"/>
-    <w:bookmarkStart w:id="32" w:name="the-chapter-11-case"/>
     <w:p>
       <w:pPr>
         <w:pStyle w:val="Heading2"/>
-      </w:pPr>
-      <w:r>
-        <w:t xml:space="preserve">The Chapter 11 Case</w:t>
+        <w:keepNext/>
+        <w:keepLines/>
+        <w:spacing w:before="276" w:after="276" w:line="276" w:lineRule="exact"/>
+        <w:ind w:left="0" w:firstLine="0"/>
+        <w:jc w:val="left"/>
+      </w:pPr>
+      <w:r>
+        <w:rPr>
+          <w:b/>
+          <w:bCs/>
+        </w:rPr>
+        <w:t xml:space="preserve">The</w:t>
+      </w:r>
+      <w:r>
+        <w:rPr>
+          <w:b/>
+          <w:bCs/>
+        </w:rPr>
+        <w:t xml:space="preserve"> </w:t>
+      </w:r>
+      <w:r>
+        <w:rPr>
+          <w:b/>
+          <w:bCs/>
+        </w:rPr>
+        <w:t xml:space="preserve">Chapter</w:t>
+      </w:r>
+      <w:r>
+        <w:rPr>
+          <w:b/>
+          <w:bCs/>
+        </w:rPr>
+        <w:t xml:space="preserve"> </w:t>
+      </w:r>
+      <w:r>
+        <w:rPr>
+          <w:b/>
+          <w:bCs/>
+        </w:rPr>
+        <w:t xml:space="preserve">11</w:t>
+      </w:r>
+      <w:r>
+        <w:rPr>
+          <w:b/>
+          <w:bCs/>
+        </w:rPr>
+        <w:t xml:space="preserve"> </w:t>
+      </w:r>
+      <w:r>
+        <w:rPr>
+          <w:b/>
+          <w:bCs/>
+        </w:rPr>
+        <w:t xml:space="preserve">Case</w:t>
       </w:r>
     </w:p>
     <w:p>
@@ -822,15 +1598,63 @@
         <w:t xml:space="preserve">The Debtor also listed on its Schedules that the value of the Mortgaged Property was “Unknown.”</w:t>
       </w:r>
     </w:p>
-    <w:bookmarkEnd w:id="32"/>
-    <w:bookmarkEnd w:id="33"/>
-    <w:bookmarkStart w:id="34" w:name="claim-for-declaratory-relief"/>
     <w:p>
       <w:pPr>
         <w:pStyle w:val="Heading1"/>
-      </w:pPr>
-      <w:r>
-        <w:t xml:space="preserve">Claim for Declaratory Relief</w:t>
+        <w:keepNext/>
+        <w:keepLines/>
+        <w:spacing w:before="276" w:after="276" w:line="276" w:lineRule="exact"/>
+        <w:ind w:left="0" w:firstLine="0"/>
+        <w:jc w:val="center"/>
+      </w:pPr>
+      <w:r>
+        <w:rPr>
+          <w:b/>
+          <w:bCs/>
+        </w:rPr>
+        <w:t xml:space="preserve">CLAIM</w:t>
+      </w:r>
+      <w:r>
+        <w:rPr>
+          <w:b/>
+          <w:bCs/>
+        </w:rPr>
+        <w:t xml:space="preserve"> </w:t>
+      </w:r>
+      <w:r>
+        <w:rPr>
+          <w:b/>
+          <w:bCs/>
+        </w:rPr>
+        <w:t xml:space="preserve">FOR</w:t>
+      </w:r>
+      <w:r>
+        <w:rPr>
+          <w:b/>
+          <w:bCs/>
+        </w:rPr>
+        <w:t xml:space="preserve"> </w:t>
+      </w:r>
+      <w:r>
+        <w:rPr>
+          <w:b/>
+          <w:bCs/>
+        </w:rPr>
+        <w:t xml:space="preserve">DECLARATORY</w:t>
+      </w:r>
+      <w:r>
+        <w:rPr>
+          <w:b/>
+          <w:bCs/>
+        </w:rPr>
+        <w:t xml:space="preserve"> </w:t>
+      </w:r>
+      <w:r>
+        <w:rPr>
+          <w:b/>
+          <w:bCs/>
+        </w:rPr>
+        <w:t xml:space="preserve">RELIEF</w:t>
       </w:r>
     </w:p>
     <w:p>
@@ -872,7 +1696,7 @@
         <w:tab/>
       </w:r>
       <w:r>
-        <w:t xml:space="preserve">Pursuant to the Declaratory Judgments Act, 28 U.S.C. § 2201, et seq. and Bankruptcy Rule 7001(2), RMW requests that the Court enter an order and judgment: (i) allowing the RMW Total Prepetition Claim in the amount of $94,431,258.19 against the Debtor; (ii) declaring that the RMW Liens are valid, enforceable and properly perfected against the Debtor and the Mortgaged Property; (iii) declaring that the RMW Liens are senior in priority to the liens, claims and interests in, to and against the Mortgaged Property that may be held or asserted by Defendants Shelbourne Lakeshore or Chicago Spire; and (iv) once the Court has determined the allowed amount of the RMW Total Prepetition Claim and the validity, enforceability, and priority of the RMW Liens against the Mortgaged Property, determining the allowed amount of the RMW Secured Claim under Bankruptcy Code section 506 by a methodology and in a manner to be established by the Court after notice and hearing at that time.</w:t>
+        <w:t xml:space="preserve">Pursuant to the Declaratory Judgments Act, 28 U.S.C. § 2201, et seq. and Bankruptcy Rule 7001(2), RMW requests that the Court enter an order and judgment: (i) allowing the RMW Total Prepetition Claim in the amount of $94,431,258.19 against the Debtor; (ii) declaring that the RMW Liens are valid, enforceable and properly perfected against the Debtor and the Mortgaged Property; (iii) declaring that the RMW Liens are senior in priority to the liens, claims and interests in, to and against the Mortgaged Property that may be held or asserted by Defendants Shelbourne Lakeshore or Chicago Spire; and (iv) once the Court has determined the allowed amount of the RMW Total Prepetition Claim and the validity, enforceability, and priority of the RMW Liens against the Mortgaged Property, determining the allowed amount of the RMW Secured Claim under Bankruptcy Code section 506 by a methodology and in a manner to be established by the Court after notice and hearing at that time.</w:t>
       </w:r>
     </w:p>
     <w:p>
@@ -973,14 +1797,49 @@
         <w:t xml:space="preserve">RMW is entitled to an order and judgment: (i) allowing the RMW Total Prepetition Claim in the amount of $94,431,258.19 against the Debtor; (ii) declaring that the RMW Liens are valid, enforceable and properly perfected against the Debtor and the Mortgaged Property; (iii) declaring that the RMW Liens are senior in priority to the liens, claims and interests in, to and against the Mortgaged Property that may be held or asserted by Defendants Shelbourne Lakeshore or Chicago Spire; and (iv) once the Court has determined the allowed amount of the RMW Total Prepetition Claim and the validity, enforceability, and priority of the RMW Liens against the Mortgaged Property, determining the allowed amount of the RMW Secured Claim under Bankruptcy Code section 506 by a methodology and in a manner to be established by the Court after notice and hearing at that time.</w:t>
       </w:r>
     </w:p>
-    <w:bookmarkEnd w:id="34"/>
-    <w:bookmarkStart w:id="35" w:name="reservation-of-rights"/>
     <w:p>
       <w:pPr>
         <w:pStyle w:val="Heading1"/>
-      </w:pPr>
-      <w:r>
-        <w:t xml:space="preserve">Reservation of Rights</w:t>
+        <w:keepNext/>
+        <w:keepLines/>
+        <w:spacing w:before="276" w:after="276" w:line="276" w:lineRule="exact"/>
+        <w:ind w:left="0" w:firstLine="0"/>
+        <w:jc w:val="center"/>
+      </w:pPr>
+      <w:r>
+        <w:rPr>
+          <w:b/>
+          <w:bCs/>
+        </w:rPr>
+        <w:t xml:space="preserve">RESERVATION</w:t>
+      </w:r>
+      <w:r>
+        <w:rPr>
+          <w:b/>
+          <w:bCs/>
+        </w:rPr>
+        <w:t xml:space="preserve"> </w:t>
+      </w:r>
+      <w:r>
+        <w:rPr>
+          <w:b/>
+          <w:bCs/>
+        </w:rPr>
+        <w:t xml:space="preserve">OF</w:t>
+      </w:r>
+      <w:r>
+        <w:rPr>
+          <w:b/>
+          <w:bCs/>
+        </w:rPr>
+        <w:t xml:space="preserve"> </w:t>
+      </w:r>
+      <w:r>
+        <w:rPr>
+          <w:b/>
+          <w:bCs/>
+        </w:rPr>
+        <w:t xml:space="preserve">RIGHTS</w:t>
       </w:r>
     </w:p>
     <w:p>
@@ -1007,7 +1866,12 @@
     </w:p>
     <w:p>
       <w:pPr>
-        <w:pStyle w:val="PrayerItem"/>
+        <w:tabs>
+          <w:tab w:val="left" w:pos="1296"/>
+        </w:tabs>
+        <w:spacing w:before="0" w:after="0" w:line="552" w:lineRule="exact"/>
+        <w:ind w:left="0" w:firstLine="720"/>
+        <w:jc w:val="left"/>
       </w:pPr>
       <w:r>
         <w:t xml:space="preserve">a.</w:t>
@@ -1016,12 +1880,107 @@
         <w:tab/>
       </w:r>
       <w:r>
-        <w:t xml:space="preserve">Ordering and declaring that the RMW Total Prepetition Claim is allowed in the amount of $94,431,258.19;</w:t>
-      </w:r>
-    </w:p>
-    <w:p>
-      <w:pPr>
-        <w:pStyle w:val="PrayerItem"/>
+        <w:t xml:space="preserve">Ordering</w:t>
+      </w:r>
+      <w:r>
+        <w:t xml:space="preserve"> </w:t>
+      </w:r>
+      <w:r>
+        <w:t xml:space="preserve">and</w:t>
+      </w:r>
+      <w:r>
+        <w:t xml:space="preserve"> </w:t>
+      </w:r>
+      <w:r>
+        <w:t xml:space="preserve">declaring</w:t>
+      </w:r>
+      <w:r>
+        <w:t xml:space="preserve"> </w:t>
+      </w:r>
+      <w:r>
+        <w:t xml:space="preserve">that</w:t>
+      </w:r>
+      <w:r>
+        <w:t xml:space="preserve"> </w:t>
+      </w:r>
+      <w:r>
+        <w:t xml:space="preserve">the</w:t>
+      </w:r>
+      <w:r>
+        <w:t xml:space="preserve"> </w:t>
+      </w:r>
+      <w:r>
+        <w:t xml:space="preserve">RMW</w:t>
+      </w:r>
+      <w:r>
+        <w:t xml:space="preserve"> </w:t>
+      </w:r>
+      <w:r>
+        <w:t xml:space="preserve">Total</w:t>
+      </w:r>
+      <w:r>
+        <w:t xml:space="preserve"> </w:t>
+      </w:r>
+      <w:r>
+        <w:t xml:space="preserve">Prepetition</w:t>
+      </w:r>
+      <w:r>
+        <w:t xml:space="preserve"> </w:t>
+      </w:r>
+      <w:r>
+        <w:t xml:space="preserve">Claim</w:t>
+      </w:r>
+      <w:r>
+        <w:t xml:space="preserve"> </w:t>
+      </w:r>
+      <w:r>
+        <w:t xml:space="preserve">is</w:t>
+      </w:r>
+      <w:r>
+        <w:t xml:space="preserve"> </w:t>
+      </w:r>
+      <w:r>
+        <w:t xml:space="preserve">allowed</w:t>
+      </w:r>
+      <w:r>
+        <w:t xml:space="preserve"> </w:t>
+      </w:r>
+      <w:r>
+        <w:t xml:space="preserve">in</w:t>
+      </w:r>
+      <w:r>
+        <w:t xml:space="preserve"> </w:t>
+      </w:r>
+      <w:r>
+        <w:t xml:space="preserve">the</w:t>
+      </w:r>
+      <w:r>
+        <w:t xml:space="preserve"> </w:t>
+      </w:r>
+      <w:r>
+        <w:t xml:space="preserve">amount</w:t>
+      </w:r>
+      <w:r>
+        <w:t xml:space="preserve"> </w:t>
+      </w:r>
+      <w:r>
+        <w:t xml:space="preserve">of</w:t>
+      </w:r>
+      <w:r>
+        <w:t xml:space="preserve"> </w:t>
+      </w:r>
+      <w:r>
+        <w:t xml:space="preserve">$94,431,258.19;</w:t>
+      </w:r>
+    </w:p>
+    <w:p>
+      <w:pPr>
+        <w:tabs>
+          <w:tab w:val="left" w:pos="1296"/>
+        </w:tabs>
+        <w:spacing w:before="0" w:after="0" w:line="552" w:lineRule="exact"/>
+        <w:ind w:left="0" w:firstLine="720"/>
+        <w:jc w:val="left"/>
       </w:pPr>
       <w:r>
         <w:t xml:space="preserve">b.</w:t>
@@ -1030,12 +1989,143 @@
         <w:tab/>
       </w:r>
       <w:r>
-        <w:t xml:space="preserve">Ordering and declaring that the RMW Liens, including the RMW Mortgage, are valid, enforceable and properly perfected liens against the Mortgaged Property;</w:t>
-      </w:r>
-    </w:p>
-    <w:p>
-      <w:pPr>
-        <w:pStyle w:val="PrayerItem"/>
+        <w:t xml:space="preserve">Ordering</w:t>
+      </w:r>
+      <w:r>
+        <w:t xml:space="preserve"> </w:t>
+      </w:r>
+      <w:r>
+        <w:t xml:space="preserve">and</w:t>
+      </w:r>
+      <w:r>
+        <w:t xml:space="preserve"> </w:t>
+      </w:r>
+      <w:r>
+        <w:t xml:space="preserve">declaring</w:t>
+      </w:r>
+      <w:r>
+        <w:t xml:space="preserve"> </w:t>
+      </w:r>
+      <w:r>
+        <w:t xml:space="preserve">that</w:t>
+      </w:r>
+      <w:r>
+        <w:t xml:space="preserve"> </w:t>
+      </w:r>
+      <w:r>
+        <w:t xml:space="preserve">the</w:t>
+      </w:r>
+      <w:r>
+        <w:t xml:space="preserve"> </w:t>
+      </w:r>
+      <w:r>
+        <w:t xml:space="preserve">RMW</w:t>
+      </w:r>
+      <w:r>
+        <w:t xml:space="preserve"> </w:t>
+      </w:r>
+      <w:r>
+        <w:t xml:space="preserve">Liens,</w:t>
+      </w:r>
+      <w:r>
+        <w:t xml:space="preserve"> </w:t>
+      </w:r>
+      <w:r>
+        <w:t xml:space="preserve">including</w:t>
+      </w:r>
+      <w:r>
+        <w:t xml:space="preserve"> </w:t>
+      </w:r>
+      <w:r>
+        <w:t xml:space="preserve">the</w:t>
+      </w:r>
+      <w:r>
+        <w:t xml:space="preserve"> </w:t>
+      </w:r>
+      <w:r>
+        <w:t xml:space="preserve">RMW</w:t>
+      </w:r>
+      <w:r>
+        <w:t xml:space="preserve"> </w:t>
+      </w:r>
+      <w:r>
+        <w:t xml:space="preserve">Mortgage,</w:t>
+      </w:r>
+      <w:r>
+        <w:t xml:space="preserve"> </w:t>
+      </w:r>
+      <w:r>
+        <w:t xml:space="preserve">are</w:t>
+      </w:r>
+      <w:r>
+        <w:t xml:space="preserve"> </w:t>
+      </w:r>
+      <w:r>
+        <w:t xml:space="preserve">valid,</w:t>
+      </w:r>
+      <w:r>
+        <w:t xml:space="preserve"> </w:t>
+      </w:r>
+      <w:r>
+        <w:t xml:space="preserve">enforceable</w:t>
+      </w:r>
+      <w:r>
+        <w:t xml:space="preserve"> </w:t>
+      </w:r>
+      <w:r>
+        <w:t xml:space="preserve">and</w:t>
+      </w:r>
+      <w:r>
+        <w:t xml:space="preserve"> </w:t>
+      </w:r>
+      <w:r>
+        <w:t xml:space="preserve">properly</w:t>
+      </w:r>
+      <w:r>
+        <w:t xml:space="preserve"> </w:t>
+      </w:r>
+      <w:r>
+        <w:t xml:space="preserve">perfected</w:t>
+      </w:r>
+      <w:r>
+        <w:t xml:space="preserve"> </w:t>
+      </w:r>
+      <w:r>
+        <w:t xml:space="preserve">liens</w:t>
+      </w:r>
+      <w:r>
+        <w:t xml:space="preserve"> </w:t>
+      </w:r>
+      <w:r>
+        <w:t xml:space="preserve">against</w:t>
+      </w:r>
+      <w:r>
+        <w:t xml:space="preserve"> </w:t>
+      </w:r>
+      <w:r>
+        <w:t xml:space="preserve">the</w:t>
+      </w:r>
+      <w:r>
+        <w:t xml:space="preserve"> </w:t>
+      </w:r>
+      <w:r>
+        <w:t xml:space="preserve">Mortgaged</w:t>
+      </w:r>
+      <w:r>
+        <w:t xml:space="preserve"> </w:t>
+      </w:r>
+      <w:r>
+        <w:t xml:space="preserve">Property;</w:t>
+      </w:r>
+    </w:p>
+    <w:p>
+      <w:pPr>
+        <w:tabs>
+          <w:tab w:val="left" w:pos="1296"/>
+        </w:tabs>
+        <w:spacing w:before="0" w:after="0" w:line="552" w:lineRule="exact"/>
+        <w:ind w:left="0" w:firstLine="720"/>
+        <w:jc w:val="left"/>
       </w:pPr>
       <w:r>
         <w:t xml:space="preserve">c.</w:t>
@@ -1044,12 +2134,233 @@
         <w:tab/>
       </w:r>
       <w:r>
-        <w:t xml:space="preserve">Ordering and declaring that the RMW Liens are senior in priority to the liens, claims and interests in, to and against the Mortgaged Property that may be held or asserted by Defendants Shelbourne Lakeshore or Chicago Spire;</w:t>
-      </w:r>
-    </w:p>
-    <w:p>
-      <w:pPr>
-        <w:pStyle w:val="PrayerItem"/>
+        <w:t xml:space="preserve">Ordering</w:t>
+      </w:r>
+      <w:r>
+        <w:t xml:space="preserve"> </w:t>
+      </w:r>
+      <w:r>
+        <w:t xml:space="preserve">and</w:t>
+      </w:r>
+      <w:r>
+        <w:t xml:space="preserve"> </w:t>
+      </w:r>
+      <w:r>
+        <w:t xml:space="preserve">declaring</w:t>
+      </w:r>
+      <w:r>
+        <w:t xml:space="preserve"> </w:t>
+      </w:r>
+      <w:r>
+        <w:t xml:space="preserve">that</w:t>
+      </w:r>
+      <w:r>
+        <w:t xml:space="preserve"> </w:t>
+      </w:r>
+      <w:r>
+        <w:t xml:space="preserve">the</w:t>
+      </w:r>
+      <w:r>
+        <w:t xml:space="preserve"> </w:t>
+      </w:r>
+      <w:r>
+        <w:t xml:space="preserve">RMW</w:t>
+      </w:r>
+      <w:r>
+        <w:t xml:space="preserve"> </w:t>
+      </w:r>
+      <w:r>
+        <w:t xml:space="preserve">Liens</w:t>
+      </w:r>
+      <w:r>
+        <w:t xml:space="preserve"> </w:t>
+      </w:r>
+      <w:r>
+        <w:t xml:space="preserve">are</w:t>
+      </w:r>
+      <w:r>
+        <w:t xml:space="preserve"> </w:t>
+      </w:r>
+      <w:r>
+        <w:t xml:space="preserve">senior</w:t>
+      </w:r>
+      <w:r>
+        <w:t xml:space="preserve"> </w:t>
+      </w:r>
+      <w:r>
+        <w:t xml:space="preserve">in</w:t>
+      </w:r>
+      <w:r>
+        <w:t xml:space="preserve"> </w:t>
+      </w:r>
+      <w:r>
+        <w:t xml:space="preserve">priority</w:t>
+      </w:r>
+      <w:r>
+        <w:t xml:space="preserve"> </w:t>
+      </w:r>
+      <w:r>
+        <w:t xml:space="preserve">to</w:t>
+      </w:r>
+      <w:r>
+        <w:t xml:space="preserve"> </w:t>
+      </w:r>
+      <w:r>
+        <w:t xml:space="preserve">the</w:t>
+      </w:r>
+      <w:r>
+        <w:t xml:space="preserve"> </w:t>
+      </w:r>
+      <w:r>
+        <w:t xml:space="preserve">liens,</w:t>
+      </w:r>
+      <w:r>
+        <w:t xml:space="preserve"> </w:t>
+      </w:r>
+      <w:r>
+        <w:t xml:space="preserve">claims</w:t>
+      </w:r>
+      <w:r>
+        <w:t xml:space="preserve"> </w:t>
+      </w:r>
+      <w:r>
+        <w:t xml:space="preserve">and</w:t>
+      </w:r>
+      <w:r>
+        <w:t xml:space="preserve"> </w:t>
+      </w:r>
+      <w:r>
+        <w:t xml:space="preserve">interests</w:t>
+      </w:r>
+      <w:r>
+        <w:t xml:space="preserve"> </w:t>
+      </w:r>
+      <w:r>
+        <w:t xml:space="preserve">in,</w:t>
+      </w:r>
+      <w:r>
+        <w:t xml:space="preserve"> </w:t>
+      </w:r>
+      <w:r>
+        <w:t xml:space="preserve">to</w:t>
+      </w:r>
+      <w:r>
+        <w:t xml:space="preserve"> </w:t>
+      </w:r>
+      <w:r>
+        <w:t xml:space="preserve">and</w:t>
+      </w:r>
+      <w:r>
+        <w:t xml:space="preserve"> </w:t>
+      </w:r>
+      <w:r>
+        <w:t xml:space="preserve">against</w:t>
+      </w:r>
+      <w:r>
+        <w:t xml:space="preserve"> </w:t>
+      </w:r>
+      <w:r>
+        <w:t xml:space="preserve">the</w:t>
+      </w:r>
+      <w:r>
+        <w:t xml:space="preserve"> </w:t>
+      </w:r>
+      <w:r>
+        <w:t xml:space="preserve">Mortgaged</w:t>
+      </w:r>
+      <w:r>
+        <w:t xml:space="preserve"> </w:t>
+      </w:r>
+      <w:r>
+        <w:t xml:space="preserve">Property</w:t>
+      </w:r>
+      <w:r>
+        <w:t xml:space="preserve"> </w:t>
+      </w:r>
+      <w:r>
+        <w:t xml:space="preserve">that</w:t>
+      </w:r>
+      <w:r>
+        <w:t xml:space="preserve"> </w:t>
+      </w:r>
+      <w:r>
+        <w:t xml:space="preserve">may</w:t>
+      </w:r>
+      <w:r>
+        <w:t xml:space="preserve"> </w:t>
+      </w:r>
+      <w:r>
+        <w:t xml:space="preserve">be</w:t>
+      </w:r>
+      <w:r>
+        <w:t xml:space="preserve"> </w:t>
+      </w:r>
+      <w:r>
+        <w:t xml:space="preserve">held</w:t>
+      </w:r>
+      <w:r>
+        <w:t xml:space="preserve"> </w:t>
+      </w:r>
+      <w:r>
+        <w:t xml:space="preserve">or</w:t>
+      </w:r>
+      <w:r>
+        <w:t xml:space="preserve"> </w:t>
+      </w:r>
+      <w:r>
+        <w:t xml:space="preserve">asserted</w:t>
+      </w:r>
+      <w:r>
+        <w:t xml:space="preserve"> </w:t>
+      </w:r>
+      <w:r>
+        <w:t xml:space="preserve">by</w:t>
+      </w:r>
+      <w:r>
+        <w:t xml:space="preserve"> </w:t>
+      </w:r>
+      <w:r>
+        <w:t xml:space="preserve">Defendants</w:t>
+      </w:r>
+      <w:r>
+        <w:t xml:space="preserve"> </w:t>
+      </w:r>
+      <w:r>
+        <w:t xml:space="preserve">Shelbourne</w:t>
+      </w:r>
+      <w:r>
+        <w:t xml:space="preserve"> </w:t>
+      </w:r>
+      <w:r>
+        <w:t xml:space="preserve">Lakeshore</w:t>
+      </w:r>
+      <w:r>
+        <w:t xml:space="preserve"> </w:t>
+      </w:r>
+      <w:r>
+        <w:t xml:space="preserve">or</w:t>
+      </w:r>
+      <w:r>
+        <w:t xml:space="preserve"> </w:t>
+      </w:r>
+      <w:r>
+        <w:t xml:space="preserve">Chicago</w:t>
+      </w:r>
+      <w:r>
+        <w:t xml:space="preserve"> </w:t>
+      </w:r>
+      <w:r>
+        <w:t xml:space="preserve">Spire;</w:t>
+      </w:r>
+    </w:p>
+    <w:p>
+      <w:pPr>
+        <w:tabs>
+          <w:tab w:val="left" w:pos="1296"/>
+        </w:tabs>
+        <w:spacing w:before="0" w:after="0" w:line="552" w:lineRule="exact"/>
+        <w:ind w:left="0" w:firstLine="720"/>
+        <w:jc w:val="left"/>
       </w:pPr>
       <w:r>
         <w:t xml:space="preserve">d.</w:t>
@@ -1058,12 +2369,391 @@
         <w:tab/>
       </w:r>
       <w:r>
-        <w:t xml:space="preserve">once the Court has determined the allowed amount of the RMW Total Prepetition Claim and the validity, enforceability, and priority of the RMW Liens against the Mortgaged Property, determining the allowed amount of the RMW Secured Claim under Bankruptcy Code section 506 by a methodology and in a manner to be established by the Court after notice and hearing at that time; and</w:t>
-      </w:r>
-    </w:p>
-    <w:p>
-      <w:pPr>
-        <w:pStyle w:val="PrayerItem"/>
+        <w:t xml:space="preserve">once</w:t>
+      </w:r>
+      <w:r>
+        <w:t xml:space="preserve"> </w:t>
+      </w:r>
+      <w:r>
+        <w:t xml:space="preserve">the</w:t>
+      </w:r>
+      <w:r>
+        <w:t xml:space="preserve"> </w:t>
+      </w:r>
+      <w:r>
+        <w:t xml:space="preserve">Court</w:t>
+      </w:r>
+      <w:r>
+        <w:t xml:space="preserve"> </w:t>
+      </w:r>
+      <w:r>
+        <w:t xml:space="preserve">has</w:t>
+      </w:r>
+      <w:r>
+        <w:t xml:space="preserve"> </w:t>
+      </w:r>
+      <w:r>
+        <w:t xml:space="preserve">determined</w:t>
+      </w:r>
+      <w:r>
+        <w:t xml:space="preserve"> </w:t>
+      </w:r>
+      <w:r>
+        <w:t xml:space="preserve">the</w:t>
+      </w:r>
+      <w:r>
+        <w:t xml:space="preserve"> </w:t>
+      </w:r>
+      <w:r>
+        <w:t xml:space="preserve">allowed</w:t>
+      </w:r>
+      <w:r>
+        <w:t xml:space="preserve"> </w:t>
+      </w:r>
+      <w:r>
+        <w:t xml:space="preserve">amount</w:t>
+      </w:r>
+      <w:r>
+        <w:t xml:space="preserve"> </w:t>
+      </w:r>
+      <w:r>
+        <w:t xml:space="preserve">of</w:t>
+      </w:r>
+      <w:r>
+        <w:t xml:space="preserve"> </w:t>
+      </w:r>
+      <w:r>
+        <w:t xml:space="preserve">the</w:t>
+      </w:r>
+      <w:r>
+        <w:t xml:space="preserve"> </w:t>
+      </w:r>
+      <w:r>
+        <w:t xml:space="preserve">RMW</w:t>
+      </w:r>
+      <w:r>
+        <w:t xml:space="preserve"> </w:t>
+      </w:r>
+      <w:r>
+        <w:t xml:space="preserve">Total</w:t>
+      </w:r>
+      <w:r>
+        <w:t xml:space="preserve"> </w:t>
+      </w:r>
+      <w:r>
+        <w:t xml:space="preserve">Prepetition</w:t>
+      </w:r>
+      <w:r>
+        <w:t xml:space="preserve"> </w:t>
+      </w:r>
+      <w:r>
+        <w:t xml:space="preserve">Claim</w:t>
+      </w:r>
+      <w:r>
+        <w:t xml:space="preserve"> </w:t>
+      </w:r>
+      <w:r>
+        <w:t xml:space="preserve">and</w:t>
+      </w:r>
+      <w:r>
+        <w:t xml:space="preserve"> </w:t>
+      </w:r>
+      <w:r>
+        <w:t xml:space="preserve">the</w:t>
+      </w:r>
+      <w:r>
+        <w:t xml:space="preserve"> </w:t>
+      </w:r>
+      <w:r>
+        <w:t xml:space="preserve">validity,</w:t>
+      </w:r>
+      <w:r>
+        <w:t xml:space="preserve"> </w:t>
+      </w:r>
+      <w:r>
+        <w:t xml:space="preserve">enforceability,</w:t>
+      </w:r>
+      <w:r>
+        <w:t xml:space="preserve"> </w:t>
+      </w:r>
+      <w:r>
+        <w:t xml:space="preserve">and</w:t>
+      </w:r>
+      <w:r>
+        <w:t xml:space="preserve"> </w:t>
+      </w:r>
+      <w:r>
+        <w:t xml:space="preserve">priority</w:t>
+      </w:r>
+      <w:r>
+        <w:t xml:space="preserve"> </w:t>
+      </w:r>
+      <w:r>
+        <w:t xml:space="preserve">of</w:t>
+      </w:r>
+      <w:r>
+        <w:t xml:space="preserve"> </w:t>
+      </w:r>
+      <w:r>
+        <w:t xml:space="preserve">the</w:t>
+      </w:r>
+      <w:r>
+        <w:t xml:space="preserve"> </w:t>
+      </w:r>
+      <w:r>
+        <w:t xml:space="preserve">RMW</w:t>
+      </w:r>
+      <w:r>
+        <w:t xml:space="preserve"> </w:t>
+      </w:r>
+      <w:r>
+        <w:t xml:space="preserve">Liens</w:t>
+      </w:r>
+      <w:r>
+        <w:t xml:space="preserve"> </w:t>
+      </w:r>
+      <w:r>
+        <w:t xml:space="preserve">against</w:t>
+      </w:r>
+      <w:r>
+        <w:t xml:space="preserve"> </w:t>
+      </w:r>
+      <w:r>
+        <w:t xml:space="preserve">the</w:t>
+      </w:r>
+      <w:r>
+        <w:t xml:space="preserve"> </w:t>
+      </w:r>
+      <w:r>
+        <w:t xml:space="preserve">Mortgaged</w:t>
+      </w:r>
+      <w:r>
+        <w:t xml:space="preserve"> </w:t>
+      </w:r>
+      <w:r>
+        <w:t xml:space="preserve">Property,</w:t>
+      </w:r>
+      <w:r>
+        <w:t xml:space="preserve"> </w:t>
+      </w:r>
+      <w:r>
+        <w:t xml:space="preserve">determining</w:t>
+      </w:r>
+      <w:r>
+        <w:t xml:space="preserve"> </w:t>
+      </w:r>
+      <w:r>
+        <w:t xml:space="preserve">the</w:t>
+      </w:r>
+      <w:r>
+        <w:t xml:space="preserve"> </w:t>
+      </w:r>
+      <w:r>
+        <w:t xml:space="preserve">allowed</w:t>
+      </w:r>
+      <w:r>
+        <w:t xml:space="preserve"> </w:t>
+      </w:r>
+      <w:r>
+        <w:t xml:space="preserve">amount</w:t>
+      </w:r>
+      <w:r>
+        <w:t xml:space="preserve"> </w:t>
+      </w:r>
+      <w:r>
+        <w:t xml:space="preserve">of</w:t>
+      </w:r>
+      <w:r>
+        <w:t xml:space="preserve"> </w:t>
+      </w:r>
+      <w:r>
+        <w:t xml:space="preserve">the</w:t>
+      </w:r>
+      <w:r>
+        <w:t xml:space="preserve"> </w:t>
+      </w:r>
+      <w:r>
+        <w:t xml:space="preserve">RMW</w:t>
+      </w:r>
+      <w:r>
+        <w:t xml:space="preserve"> </w:t>
+      </w:r>
+      <w:r>
+        <w:t xml:space="preserve">Secured</w:t>
+      </w:r>
+      <w:r>
+        <w:t xml:space="preserve"> </w:t>
+      </w:r>
+      <w:r>
+        <w:t xml:space="preserve">Claim</w:t>
+      </w:r>
+      <w:r>
+        <w:t xml:space="preserve"> </w:t>
+      </w:r>
+      <w:r>
+        <w:t xml:space="preserve">under</w:t>
+      </w:r>
+      <w:r>
+        <w:t xml:space="preserve"> </w:t>
+      </w:r>
+      <w:r>
+        <w:t xml:space="preserve">Bankruptcy</w:t>
+      </w:r>
+      <w:r>
+        <w:t xml:space="preserve"> </w:t>
+      </w:r>
+      <w:r>
+        <w:t xml:space="preserve">Code</w:t>
+      </w:r>
+      <w:r>
+        <w:t xml:space="preserve"> </w:t>
+      </w:r>
+      <w:r>
+        <w:t xml:space="preserve">section</w:t>
+      </w:r>
+      <w:r>
+        <w:t xml:space="preserve"> </w:t>
+      </w:r>
+      <w:r>
+        <w:t xml:space="preserve">506</w:t>
+      </w:r>
+      <w:r>
+        <w:t xml:space="preserve"> </w:t>
+      </w:r>
+      <w:r>
+        <w:t xml:space="preserve">by</w:t>
+      </w:r>
+      <w:r>
+        <w:t xml:space="preserve"> </w:t>
+      </w:r>
+      <w:r>
+        <w:t xml:space="preserve">a</w:t>
+      </w:r>
+      <w:r>
+        <w:t xml:space="preserve"> </w:t>
+      </w:r>
+      <w:r>
+        <w:t xml:space="preserve">methodology</w:t>
+      </w:r>
+      <w:r>
+        <w:t xml:space="preserve"> </w:t>
+      </w:r>
+      <w:r>
+        <w:t xml:space="preserve">and</w:t>
+      </w:r>
+      <w:r>
+        <w:t xml:space="preserve"> </w:t>
+      </w:r>
+      <w:r>
+        <w:t xml:space="preserve">in</w:t>
+      </w:r>
+      <w:r>
+        <w:t xml:space="preserve"> </w:t>
+      </w:r>
+      <w:r>
+        <w:t xml:space="preserve">a</w:t>
+      </w:r>
+      <w:r>
+        <w:t xml:space="preserve"> </w:t>
+      </w:r>
+      <w:r>
+        <w:t xml:space="preserve">manner</w:t>
+      </w:r>
+      <w:r>
+        <w:t xml:space="preserve"> </w:t>
+      </w:r>
+      <w:r>
+        <w:t xml:space="preserve">to</w:t>
+      </w:r>
+      <w:r>
+        <w:t xml:space="preserve"> </w:t>
+      </w:r>
+      <w:r>
+        <w:t xml:space="preserve">be</w:t>
+      </w:r>
+      <w:r>
+        <w:t xml:space="preserve"> </w:t>
+      </w:r>
+      <w:r>
+        <w:t xml:space="preserve">established</w:t>
+      </w:r>
+      <w:r>
+        <w:t xml:space="preserve"> </w:t>
+      </w:r>
+      <w:r>
+        <w:t xml:space="preserve">by</w:t>
+      </w:r>
+      <w:r>
+        <w:t xml:space="preserve"> </w:t>
+      </w:r>
+      <w:r>
+        <w:t xml:space="preserve">the</w:t>
+      </w:r>
+      <w:r>
+        <w:t xml:space="preserve"> </w:t>
+      </w:r>
+      <w:r>
+        <w:t xml:space="preserve">Court</w:t>
+      </w:r>
+      <w:r>
+        <w:t xml:space="preserve"> </w:t>
+      </w:r>
+      <w:r>
+        <w:t xml:space="preserve">after</w:t>
+      </w:r>
+      <w:r>
+        <w:t xml:space="preserve"> </w:t>
+      </w:r>
+      <w:r>
+        <w:t xml:space="preserve">notice</w:t>
+      </w:r>
+      <w:r>
+        <w:t xml:space="preserve"> </w:t>
+      </w:r>
+      <w:r>
+        <w:t xml:space="preserve">and</w:t>
+      </w:r>
+      <w:r>
+        <w:t xml:space="preserve"> </w:t>
+      </w:r>
+      <w:r>
+        <w:t xml:space="preserve">hearing</w:t>
+      </w:r>
+      <w:r>
+        <w:t xml:space="preserve"> </w:t>
+      </w:r>
+      <w:r>
+        <w:t xml:space="preserve">at</w:t>
+      </w:r>
+      <w:r>
+        <w:t xml:space="preserve"> </w:t>
+      </w:r>
+      <w:r>
+        <w:t xml:space="preserve">that</w:t>
+      </w:r>
+      <w:r>
+        <w:t xml:space="preserve"> </w:t>
+      </w:r>
+      <w:r>
+        <w:t xml:space="preserve">time;</w:t>
+      </w:r>
+      <w:r>
+        <w:t xml:space="preserve"> </w:t>
+      </w:r>
+      <w:r>
+        <w:t xml:space="preserve">and</w:t>
+      </w:r>
+    </w:p>
+    <w:p>
+      <w:pPr>
+        <w:keepNext/>
+        <w:keepLines/>
+        <w:tabs>
+          <w:tab w:val="left" w:pos="1296"/>
+        </w:tabs>
+        <w:spacing w:before="0" w:after="0" w:line="552" w:lineRule="exact"/>
+        <w:ind w:left="0" w:firstLine="720"/>
+        <w:jc w:val="left"/>
       </w:pPr>
       <w:r>
         <w:t xml:space="preserve">e.</w:t>
@@ -1072,92 +2762,359 @@
         <w:tab/>
       </w:r>
       <w:r>
-        <w:t xml:space="preserve">granting such other and further relief the Court deems just and proper.</w:t>
-      </w:r>
-    </w:p>
-    <w:p>
-      <w:pPr>
-        <w:pStyle w:val="Single"/>
-      </w:pPr>
-      <w:r>
-        <w:t xml:space="preserve">Dated: December 27, 2013</w:t>
-      </w:r>
-    </w:p>
-    <w:p>
-      <w:pPr>
-        <w:pStyle w:val="Single"/>
-      </w:pPr>
-      <w:r>
-        <w:t xml:space="preserve">Chicago, Illinois</w:t>
-      </w:r>
-    </w:p>
-    <w:p>
-      <w:pPr>
-        <w:pStyle w:val="SignatureColumn"/>
-      </w:pPr>
-      <w:r>
-        <w:t xml:space="preserve">s/ Brian L. Shaw</w:t>
-      </w:r>
-    </w:p>
-    <w:p>
-      <w:pPr>
-        <w:pStyle w:val="SignatureColumn"/>
-      </w:pPr>
-      <w:r>
-        <w:t xml:space="preserve">Brian L. Shaw</w:t>
-      </w:r>
-    </w:p>
-    <w:p>
-      <w:pPr>
-        <w:pStyle w:val="SignatureColumn"/>
-      </w:pPr>
-      <w:r>
-        <w:t xml:space="preserve">Peter J. Roberts</w:t>
-      </w:r>
-    </w:p>
-    <w:p>
-      <w:pPr>
-        <w:pStyle w:val="SignatureColumn"/>
-      </w:pPr>
-      <w:r>
-        <w:t xml:space="preserve">SHAW FISHMAN GLANTZ &amp; TOWBIN LLC</w:t>
-      </w:r>
-    </w:p>
-    <w:p>
-      <w:pPr>
-        <w:pStyle w:val="SignatureColumn"/>
-      </w:pPr>
-      <w:r>
-        <w:t xml:space="preserve">321 N. Clark Street, Suite 800</w:t>
-      </w:r>
-    </w:p>
-    <w:p>
-      <w:pPr>
-        <w:pStyle w:val="SignatureColumn"/>
-      </w:pPr>
-      <w:r>
-        <w:t xml:space="preserve">Chicago, Illinois 60654</w:t>
-      </w:r>
-    </w:p>
-    <w:p>
-      <w:pPr>
-        <w:pStyle w:val="SignatureColumn"/>
-      </w:pPr>
-      <w:r>
-        <w:t xml:space="preserve">Telephone: (312) 541-0151</w:t>
-      </w:r>
-    </w:p>
-    <w:p>
-      <w:pPr>
-        <w:pStyle w:val="SignatureColumn"/>
-      </w:pPr>
-      <w:r>
-        <w:t xml:space="preserve">Facsimile: (312) 980-3888</w:t>
-      </w:r>
-    </w:p>
-    <w:p>
-      <w:pPr>
-        <w:pStyle w:val="SignatureColumn"/>
+        <w:t xml:space="preserve">granting</w:t>
+      </w:r>
+      <w:r>
+        <w:t xml:space="preserve"> </w:t>
+      </w:r>
+      <w:r>
+        <w:t xml:space="preserve">such</w:t>
+      </w:r>
+      <w:r>
+        <w:t xml:space="preserve"> </w:t>
+      </w:r>
+      <w:r>
+        <w:t xml:space="preserve">other</w:t>
+      </w:r>
+      <w:r>
+        <w:t xml:space="preserve"> </w:t>
+      </w:r>
+      <w:r>
+        <w:t xml:space="preserve">and</w:t>
+      </w:r>
+      <w:r>
+        <w:t xml:space="preserve"> </w:t>
+      </w:r>
+      <w:r>
+        <w:t xml:space="preserve">further</w:t>
+      </w:r>
+      <w:r>
+        <w:t xml:space="preserve"> </w:t>
+      </w:r>
+      <w:r>
+        <w:t xml:space="preserve">relief</w:t>
+      </w:r>
+      <w:r>
+        <w:t xml:space="preserve"> </w:t>
+      </w:r>
+      <w:r>
+        <w:t xml:space="preserve">the</w:t>
+      </w:r>
+      <w:r>
+        <w:t xml:space="preserve"> </w:t>
+      </w:r>
+      <w:r>
+        <w:t xml:space="preserve">Court</w:t>
+      </w:r>
+      <w:r>
+        <w:t xml:space="preserve"> </w:t>
+      </w:r>
+      <w:r>
+        <w:t xml:space="preserve">deems</w:t>
+      </w:r>
+      <w:r>
+        <w:t xml:space="preserve"> </w:t>
+      </w:r>
+      <w:r>
+        <w:t xml:space="preserve">just</w:t>
+      </w:r>
+      <w:r>
+        <w:t xml:space="preserve"> </w:t>
+      </w:r>
+      <w:r>
+        <w:t xml:space="preserve">and</w:t>
+      </w:r>
+      <w:r>
+        <w:t xml:space="preserve"> </w:t>
+      </w:r>
+      <w:r>
+        <w:t xml:space="preserve">proper.</w:t>
+      </w:r>
+    </w:p>
+    <w:p>
+      <w:pPr>
+        <w:keepNext/>
+        <w:keepLines/>
+        <w:tabs>
+          <w:tab w:val="left" w:pos="3888"/>
+        </w:tabs>
+        <w:spacing w:before="552" w:after="0" w:line="276" w:lineRule="exact"/>
+        <w:ind w:left="0" w:firstLine="0"/>
+        <w:jc w:val="left"/>
+      </w:pPr>
+      <w:r>
+        <w:t xml:space="preserve">Dated: </w:t>
+      </w:r>
+      <w:r>
+        <w:t xml:space="preserve">December</w:t>
+      </w:r>
+      <w:r>
+        <w:t xml:space="preserve"> </w:t>
+      </w:r>
+      <w:r>
+        <w:t xml:space="preserve">27,</w:t>
+      </w:r>
+      <w:r>
+        <w:t xml:space="preserve"> </w:t>
+      </w:r>
+      <w:r>
+        <w:t xml:space="preserve">2013</w:t>
+      </w:r>
+      <w:r>
+        <w:tab/>
+      </w:r>
+      <w:r>
+        <w:t xml:space="preserve">s/ </w:t>
+      </w:r>
+      <w:r>
+        <w:t xml:space="preserve">Brian</w:t>
+      </w:r>
+      <w:r>
+        <w:t xml:space="preserve"> </w:t>
+      </w:r>
+      <w:r>
+        <w:t xml:space="preserve">L.</w:t>
+      </w:r>
+      <w:r>
+        <w:t xml:space="preserve"> </w:t>
+      </w:r>
+      <w:r>
+        <w:t xml:space="preserve">Shaw</w:t>
+      </w:r>
+    </w:p>
+    <w:p>
+      <w:pPr>
+        <w:keepNext/>
+        <w:keepLines/>
+        <w:spacing w:before="0" w:after="0" w:line="276" w:lineRule="exact"/>
+        <w:ind w:left="0" w:firstLine="0"/>
+        <w:jc w:val="left"/>
+      </w:pPr>
+      <w:r>
+        <w:t xml:space="preserve">Chicago,</w:t>
+      </w:r>
+      <w:r>
+        <w:t xml:space="preserve"> </w:t>
+      </w:r>
+      <w:r>
+        <w:t xml:space="preserve">Illinois</w:t>
+      </w:r>
+    </w:p>
+    <w:p>
+      <w:pPr>
+        <w:keepNext/>
+        <w:keepLines/>
+        <w:spacing w:before="138" w:after="0" w:line="276" w:lineRule="exact"/>
+        <w:ind w:left="3888" w:firstLine="0"/>
+        <w:jc w:val="left"/>
+      </w:pPr>
+      <w:r>
+        <w:t xml:space="preserve">Brian</w:t>
+      </w:r>
+      <w:r>
+        <w:t xml:space="preserve"> </w:t>
+      </w:r>
+      <w:r>
+        <w:t xml:space="preserve">L.</w:t>
+      </w:r>
+      <w:r>
+        <w:t xml:space="preserve"> </w:t>
+      </w:r>
+      <w:r>
+        <w:t xml:space="preserve">Shaw</w:t>
+      </w:r>
+    </w:p>
+    <w:p>
+      <w:pPr>
+        <w:keepNext/>
+        <w:keepLines/>
+        <w:spacing w:before="0" w:after="0" w:line="276" w:lineRule="exact"/>
+        <w:ind w:left="3888" w:firstLine="0"/>
+        <w:jc w:val="left"/>
+      </w:pPr>
+      <w:r>
+        <w:t xml:space="preserve">Peter</w:t>
+      </w:r>
+      <w:r>
+        <w:t xml:space="preserve"> </w:t>
+      </w:r>
+      <w:r>
+        <w:t xml:space="preserve">J.</w:t>
+      </w:r>
+      <w:r>
+        <w:t xml:space="preserve"> </w:t>
+      </w:r>
+      <w:r>
+        <w:t xml:space="preserve">Roberts</w:t>
+      </w:r>
+    </w:p>
+    <w:p>
+      <w:pPr>
+        <w:keepNext/>
+        <w:keepLines/>
+        <w:spacing w:before="0" w:after="0" w:line="276" w:lineRule="exact"/>
+        <w:ind w:left="3888" w:firstLine="0"/>
+        <w:jc w:val="left"/>
+      </w:pPr>
+      <w:r>
+        <w:t xml:space="preserve">SHAW</w:t>
+      </w:r>
+      <w:r>
+        <w:t xml:space="preserve"> </w:t>
+      </w:r>
+      <w:r>
+        <w:t xml:space="preserve">FISHMAN</w:t>
+      </w:r>
+      <w:r>
+        <w:t xml:space="preserve"> </w:t>
+      </w:r>
+      <w:r>
+        <w:t xml:space="preserve">GLANTZ</w:t>
+      </w:r>
+      <w:r>
+        <w:t xml:space="preserve"> </w:t>
+      </w:r>
+      <w:r>
+        <w:t xml:space="preserve">&amp;</w:t>
+      </w:r>
+      <w:r>
+        <w:t xml:space="preserve"> </w:t>
+      </w:r>
+      <w:r>
+        <w:t xml:space="preserve">TOWBIN</w:t>
+      </w:r>
+      <w:r>
+        <w:t xml:space="preserve"> </w:t>
+      </w:r>
+      <w:r>
+        <w:t xml:space="preserve">LLC</w:t>
+      </w:r>
+    </w:p>
+    <w:p>
+      <w:pPr>
+        <w:keepNext/>
+        <w:keepLines/>
+        <w:spacing w:before="0" w:after="0" w:line="276" w:lineRule="exact"/>
+        <w:ind w:left="3888" w:firstLine="0"/>
+        <w:jc w:val="left"/>
+      </w:pPr>
+      <w:r>
+        <w:t xml:space="preserve">321</w:t>
+      </w:r>
+      <w:r>
+        <w:t xml:space="preserve"> </w:t>
+      </w:r>
+      <w:r>
+        <w:t xml:space="preserve">N.</w:t>
+      </w:r>
+      <w:r>
+        <w:t xml:space="preserve"> </w:t>
+      </w:r>
+      <w:r>
+        <w:t xml:space="preserve">Clark</w:t>
+      </w:r>
+      <w:r>
+        <w:t xml:space="preserve"> </w:t>
+      </w:r>
+      <w:r>
+        <w:t xml:space="preserve">Street,</w:t>
+      </w:r>
+      <w:r>
+        <w:t xml:space="preserve"> </w:t>
+      </w:r>
+      <w:r>
+        <w:t xml:space="preserve">Suite</w:t>
+      </w:r>
+      <w:r>
+        <w:t xml:space="preserve"> </w:t>
+      </w:r>
+      <w:r>
+        <w:t xml:space="preserve">800</w:t>
+      </w:r>
+    </w:p>
+    <w:p>
+      <w:pPr>
+        <w:keepNext/>
+        <w:keepLines/>
+        <w:spacing w:before="0" w:after="0" w:line="276" w:lineRule="exact"/>
+        <w:ind w:left="3888" w:firstLine="0"/>
+        <w:jc w:val="left"/>
+      </w:pPr>
+      <w:r>
+        <w:t xml:space="preserve">Chicago,</w:t>
+      </w:r>
+      <w:r>
+        <w:t xml:space="preserve"> </w:t>
+      </w:r>
+      <w:r>
+        <w:t xml:space="preserve">Illinois</w:t>
+      </w:r>
+      <w:r>
+        <w:t xml:space="preserve"> </w:t>
+      </w:r>
+      <w:r>
+        <w:t xml:space="preserve">60654</w:t>
+      </w:r>
+    </w:p>
+    <w:p>
+      <w:pPr>
+        <w:keepNext/>
+        <w:keepLines/>
+        <w:spacing w:before="0" w:after="0" w:line="276" w:lineRule="exact"/>
+        <w:ind w:left="3888" w:firstLine="0"/>
+        <w:jc w:val="left"/>
+      </w:pPr>
+      <w:r>
+        <w:t xml:space="preserve">Telephone:</w:t>
+      </w:r>
+      <w:r>
+        <w:t xml:space="preserve"> </w:t>
+      </w:r>
+      <w:r>
+        <w:t xml:space="preserve">(312)</w:t>
+      </w:r>
+      <w:r>
+        <w:t xml:space="preserve"> </w:t>
+      </w:r>
+      <w:r>
+        <w:t xml:space="preserve">541</w:t>
+        <w:noBreakHyphen/>
+        <w:t xml:space="preserve">0151</w:t>
+      </w:r>
+    </w:p>
+    <w:p>
+      <w:pPr>
+        <w:keepNext/>
+        <w:keepLines/>
+        <w:spacing w:before="0" w:after="0" w:line="276" w:lineRule="exact"/>
+        <w:ind w:left="3888" w:firstLine="0"/>
+        <w:jc w:val="left"/>
+      </w:pPr>
+      <w:r>
+        <w:t xml:space="preserve">Facsimile:</w:t>
+      </w:r>
+      <w:r>
+        <w:t xml:space="preserve"> </w:t>
+      </w:r>
+      <w:r>
+        <w:t xml:space="preserve">(312)</w:t>
+      </w:r>
+      <w:r>
+        <w:t xml:space="preserve"> </w:t>
+      </w:r>
+      <w:r>
+        <w:t xml:space="preserve">980</w:t>
+        <w:noBreakHyphen/>
+        <w:t xml:space="preserve">3888</w:t>
+      </w:r>
+    </w:p>
+    <w:p>
+      <w:pPr>
+        <w:keepNext/>
+        <w:keepLines/>
+        <w:spacing w:before="0" w:after="0" w:line="276" w:lineRule="exact"/>
+        <w:ind w:left="3888" w:firstLine="0"/>
+        <w:jc w:val="left"/>
       </w:pPr>
       <w:r>
         <w:t xml:space="preserve">bshaw@shawfishman.com</w:t>
@@ -1165,7 +3122,11 @@
     </w:p>
     <w:p>
       <w:pPr>
-        <w:pStyle w:val="SignatureColumn"/>
+        <w:keepNext/>
+        <w:keepLines/>
+        <w:spacing w:before="0" w:after="0" w:line="276" w:lineRule="exact"/>
+        <w:ind w:left="3888" w:firstLine="0"/>
+        <w:jc w:val="left"/>
       </w:pPr>
       <w:r>
         <w:t xml:space="preserve">proberts@shawfishman.com</w:t>
@@ -1173,7 +3134,11 @@
     </w:p>
     <w:p>
       <w:pPr>
-        <w:pStyle w:val="SignatureColumn"/>
+        <w:keepNext/>
+        <w:keepLines/>
+        <w:spacing w:before="138" w:after="0" w:line="276" w:lineRule="exact"/>
+        <w:ind w:left="3888" w:firstLine="0"/>
+        <w:jc w:val="left"/>
       </w:pPr>
       <w:r>
         <w:t xml:space="preserve">- and -</w:t>
@@ -1181,79 +3146,431 @@
     </w:p>
     <w:p>
       <w:pPr>
-        <w:pStyle w:val="SignatureColumn"/>
-      </w:pPr>
-      <w:r>
-        <w:t xml:space="preserve">Lenard M. Parkins (pro hac vice)</w:t>
-      </w:r>
-    </w:p>
-    <w:p>
-      <w:pPr>
-        <w:pStyle w:val="SignatureColumn"/>
-      </w:pPr>
-      <w:r>
-        <w:t xml:space="preserve">Trevor R. Hoffmann (pro hac vice)</w:t>
-      </w:r>
-    </w:p>
-    <w:p>
-      <w:pPr>
-        <w:pStyle w:val="SignatureColumn"/>
-      </w:pPr>
-      <w:r>
-        <w:t xml:space="preserve">Jonathan Hook (pro hac vice)</w:t>
-      </w:r>
-    </w:p>
-    <w:p>
-      <w:pPr>
-        <w:pStyle w:val="SignatureColumn"/>
-      </w:pPr>
-      <w:r>
-        <w:t xml:space="preserve">John D. Beck (pro hac vice)</w:t>
-      </w:r>
-    </w:p>
-    <w:p>
-      <w:pPr>
-        <w:pStyle w:val="SignatureColumn"/>
-      </w:pPr>
-      <w:r>
-        <w:t xml:space="preserve">HAYNES AND BOONE LLP</w:t>
-      </w:r>
-    </w:p>
-    <w:p>
-      <w:pPr>
-        <w:pStyle w:val="SignatureColumn"/>
-      </w:pPr>
-      <w:r>
-        <w:t xml:space="preserve">30 Rockefeller Plaza, 26th Floor</w:t>
-      </w:r>
-    </w:p>
-    <w:p>
-      <w:pPr>
-        <w:pStyle w:val="SignatureColumn"/>
-      </w:pPr>
-      <w:r>
-        <w:t xml:space="preserve">New York, New York 10112</w:t>
-      </w:r>
-    </w:p>
-    <w:p>
-      <w:pPr>
-        <w:pStyle w:val="SignatureColumn"/>
-      </w:pPr>
-      <w:r>
-        <w:t xml:space="preserve">Telephone: (212) 659-7300</w:t>
-      </w:r>
-    </w:p>
-    <w:p>
-      <w:pPr>
-        <w:pStyle w:val="SignatureColumn"/>
-      </w:pPr>
-      <w:r>
-        <w:t xml:space="preserve">Facsimile: (212) 918-8989</w:t>
-      </w:r>
-    </w:p>
-    <w:p>
-      <w:pPr>
-        <w:pStyle w:val="SignatureColumn"/>
+        <w:keepNext/>
+        <w:keepLines/>
+        <w:spacing w:before="138" w:after="0" w:line="276" w:lineRule="exact"/>
+        <w:ind w:left="3888" w:firstLine="0"/>
+        <w:jc w:val="left"/>
+      </w:pPr>
+      <w:r>
+        <w:t xml:space="preserve">Lenard</w:t>
+      </w:r>
+      <w:r>
+        <w:t xml:space="preserve"> </w:t>
+      </w:r>
+      <w:r>
+        <w:t xml:space="preserve">M.</w:t>
+      </w:r>
+      <w:r>
+        <w:t xml:space="preserve"> </w:t>
+      </w:r>
+      <w:r>
+        <w:t xml:space="preserve">Parkins</w:t>
+      </w:r>
+      <w:r>
+        <w:t xml:space="preserve"> </w:t>
+      </w:r>
+      <w:r>
+        <w:t xml:space="preserve">(</w:t>
+      </w:r>
+      <w:r>
+        <w:rPr>
+          <w:i/>
+          <w:iCs/>
+        </w:rPr>
+        <w:t xml:space="preserve">pro</w:t>
+      </w:r>
+      <w:r>
+        <w:rPr>
+          <w:i/>
+          <w:iCs/>
+        </w:rPr>
+        <w:t xml:space="preserve"> </w:t>
+      </w:r>
+      <w:r>
+        <w:rPr>
+          <w:i/>
+          <w:iCs/>
+        </w:rPr>
+        <w:t xml:space="preserve">hac</w:t>
+      </w:r>
+      <w:r>
+        <w:rPr>
+          <w:i/>
+          <w:iCs/>
+        </w:rPr>
+        <w:t xml:space="preserve"> </w:t>
+      </w:r>
+      <w:r>
+        <w:rPr>
+          <w:i/>
+          <w:iCs/>
+        </w:rPr>
+        <w:t xml:space="preserve">vice</w:t>
+      </w:r>
+      <w:r>
+        <w:t xml:space="preserve">)</w:t>
+      </w:r>
+    </w:p>
+    <w:p>
+      <w:pPr>
+        <w:keepNext/>
+        <w:keepLines/>
+        <w:spacing w:before="0" w:after="0" w:line="276" w:lineRule="exact"/>
+        <w:ind w:left="3888" w:firstLine="0"/>
+        <w:jc w:val="left"/>
+      </w:pPr>
+      <w:r>
+        <w:t xml:space="preserve">Trevor</w:t>
+      </w:r>
+      <w:r>
+        <w:t xml:space="preserve"> </w:t>
+      </w:r>
+      <w:r>
+        <w:t xml:space="preserve">R.</w:t>
+      </w:r>
+      <w:r>
+        <w:t xml:space="preserve"> </w:t>
+      </w:r>
+      <w:r>
+        <w:t xml:space="preserve">Hoffmann</w:t>
+      </w:r>
+      <w:r>
+        <w:t xml:space="preserve"> </w:t>
+      </w:r>
+      <w:r>
+        <w:t xml:space="preserve">(</w:t>
+      </w:r>
+      <w:r>
+        <w:rPr>
+          <w:i/>
+          <w:iCs/>
+        </w:rPr>
+        <w:t xml:space="preserve">pro</w:t>
+      </w:r>
+      <w:r>
+        <w:rPr>
+          <w:i/>
+          <w:iCs/>
+        </w:rPr>
+        <w:t xml:space="preserve"> </w:t>
+      </w:r>
+      <w:r>
+        <w:rPr>
+          <w:i/>
+          <w:iCs/>
+        </w:rPr>
+        <w:t xml:space="preserve">hac</w:t>
+      </w:r>
+      <w:r>
+        <w:rPr>
+          <w:i/>
+          <w:iCs/>
+        </w:rPr>
+        <w:t xml:space="preserve"> </w:t>
+      </w:r>
+      <w:r>
+        <w:rPr>
+          <w:i/>
+          <w:iCs/>
+        </w:rPr>
+        <w:t xml:space="preserve">vice</w:t>
+      </w:r>
+      <w:r>
+        <w:t xml:space="preserve">)</w:t>
+      </w:r>
+    </w:p>
+    <w:p>
+      <w:pPr>
+        <w:keepNext/>
+        <w:keepLines/>
+        <w:spacing w:before="0" w:after="0" w:line="276" w:lineRule="exact"/>
+        <w:ind w:left="3888" w:firstLine="0"/>
+        <w:jc w:val="left"/>
+      </w:pPr>
+      <w:r>
+        <w:t xml:space="preserve">Jonathan</w:t>
+      </w:r>
+      <w:r>
+        <w:t xml:space="preserve"> </w:t>
+      </w:r>
+      <w:r>
+        <w:t xml:space="preserve">Hook</w:t>
+      </w:r>
+      <w:r>
+        <w:t xml:space="preserve"> </w:t>
+      </w:r>
+      <w:r>
+        <w:t xml:space="preserve">(</w:t>
+      </w:r>
+      <w:r>
+        <w:rPr>
+          <w:i/>
+          <w:iCs/>
+        </w:rPr>
+        <w:t xml:space="preserve">pro</w:t>
+      </w:r>
+      <w:r>
+        <w:rPr>
+          <w:i/>
+          <w:iCs/>
+        </w:rPr>
+        <w:t xml:space="preserve"> </w:t>
+      </w:r>
+      <w:r>
+        <w:rPr>
+          <w:i/>
+          <w:iCs/>
+        </w:rPr>
+        <w:t xml:space="preserve">hac</w:t>
+      </w:r>
+      <w:r>
+        <w:rPr>
+          <w:i/>
+          <w:iCs/>
+        </w:rPr>
+        <w:t xml:space="preserve"> </w:t>
+      </w:r>
+      <w:r>
+        <w:rPr>
+          <w:i/>
+          <w:iCs/>
+        </w:rPr>
+        <w:t xml:space="preserve">vice</w:t>
+      </w:r>
+      <w:r>
+        <w:t xml:space="preserve">)</w:t>
+      </w:r>
+    </w:p>
+    <w:p>
+      <w:pPr>
+        <w:keepNext/>
+        <w:keepLines/>
+        <w:spacing w:before="0" w:after="0" w:line="276" w:lineRule="exact"/>
+        <w:ind w:left="3888" w:firstLine="0"/>
+        <w:jc w:val="left"/>
+      </w:pPr>
+      <w:r>
+        <w:t xml:space="preserve">John</w:t>
+      </w:r>
+      <w:r>
+        <w:t xml:space="preserve"> </w:t>
+      </w:r>
+      <w:r>
+        <w:t xml:space="preserve">D.</w:t>
+      </w:r>
+      <w:r>
+        <w:t xml:space="preserve"> </w:t>
+      </w:r>
+      <w:r>
+        <w:t xml:space="preserve">Beck</w:t>
+      </w:r>
+      <w:r>
+        <w:t xml:space="preserve"> </w:t>
+      </w:r>
+      <w:r>
+        <w:t xml:space="preserve">(</w:t>
+      </w:r>
+      <w:r>
+        <w:rPr>
+          <w:i/>
+          <w:iCs/>
+        </w:rPr>
+        <w:t xml:space="preserve">pro</w:t>
+      </w:r>
+      <w:r>
+        <w:rPr>
+          <w:i/>
+          <w:iCs/>
+        </w:rPr>
+        <w:t xml:space="preserve"> </w:t>
+      </w:r>
+      <w:r>
+        <w:rPr>
+          <w:i/>
+          <w:iCs/>
+        </w:rPr>
+        <w:t xml:space="preserve">hac</w:t>
+      </w:r>
+      <w:r>
+        <w:rPr>
+          <w:i/>
+          <w:iCs/>
+        </w:rPr>
+        <w:t xml:space="preserve"> </w:t>
+      </w:r>
+      <w:r>
+        <w:rPr>
+          <w:i/>
+          <w:iCs/>
+        </w:rPr>
+        <w:t xml:space="preserve">vice</w:t>
+      </w:r>
+      <w:r>
+        <w:t xml:space="preserve">)</w:t>
+      </w:r>
+    </w:p>
+    <w:p>
+      <w:pPr>
+        <w:keepNext/>
+        <w:keepLines/>
+        <w:spacing w:before="0" w:after="0" w:line="276" w:lineRule="exact"/>
+        <w:ind w:left="3888" w:firstLine="0"/>
+        <w:jc w:val="left"/>
+      </w:pPr>
+      <w:r>
+        <w:t xml:space="preserve">HAYNES</w:t>
+      </w:r>
+      <w:r>
+        <w:t xml:space="preserve"> </w:t>
+      </w:r>
+      <w:r>
+        <w:t xml:space="preserve">AND</w:t>
+      </w:r>
+      <w:r>
+        <w:t xml:space="preserve"> </w:t>
+      </w:r>
+      <w:r>
+        <w:t xml:space="preserve">BOONE</w:t>
+      </w:r>
+      <w:r>
+        <w:t xml:space="preserve"> </w:t>
+      </w:r>
+      <w:r>
+        <w:t xml:space="preserve">LLP</w:t>
+      </w:r>
+    </w:p>
+    <w:p>
+      <w:pPr>
+        <w:keepNext/>
+        <w:keepLines/>
+        <w:spacing w:before="0" w:after="0" w:line="276" w:lineRule="exact"/>
+        <w:ind w:left="3888" w:firstLine="0"/>
+        <w:jc w:val="left"/>
+      </w:pPr>
+      <w:r>
+        <w:t xml:space="preserve">30</w:t>
+      </w:r>
+      <w:r>
+        <w:t xml:space="preserve"> </w:t>
+      </w:r>
+      <w:r>
+        <w:t xml:space="preserve">Rockefeller</w:t>
+      </w:r>
+      <w:r>
+        <w:t xml:space="preserve"> </w:t>
+      </w:r>
+      <w:r>
+        <w:t xml:space="preserve">Plaza,</w:t>
+      </w:r>
+      <w:r>
+        <w:t xml:space="preserve"> </w:t>
+      </w:r>
+      <w:r>
+        <w:t xml:space="preserve">26th</w:t>
+      </w:r>
+      <w:r>
+        <w:t xml:space="preserve"> </w:t>
+      </w:r>
+      <w:r>
+        <w:t xml:space="preserve">Floor</w:t>
+      </w:r>
+    </w:p>
+    <w:p>
+      <w:pPr>
+        <w:keepNext/>
+        <w:keepLines/>
+        <w:spacing w:before="0" w:after="0" w:line="276" w:lineRule="exact"/>
+        <w:ind w:left="3888" w:firstLine="0"/>
+        <w:jc w:val="left"/>
+      </w:pPr>
+      <w:r>
+        <w:t xml:space="preserve">New</w:t>
+      </w:r>
+      <w:r>
+        <w:t xml:space="preserve"> </w:t>
+      </w:r>
+      <w:r>
+        <w:t xml:space="preserve">York,</w:t>
+      </w:r>
+      <w:r>
+        <w:t xml:space="preserve"> </w:t>
+      </w:r>
+      <w:r>
+        <w:t xml:space="preserve">New</w:t>
+      </w:r>
+      <w:r>
+        <w:t xml:space="preserve"> </w:t>
+      </w:r>
+      <w:r>
+        <w:t xml:space="preserve">York</w:t>
+      </w:r>
+      <w:r>
+        <w:t xml:space="preserve"> </w:t>
+      </w:r>
+      <w:r>
+        <w:t xml:space="preserve">10112</w:t>
+      </w:r>
+    </w:p>
+    <w:p>
+      <w:pPr>
+        <w:keepNext/>
+        <w:keepLines/>
+        <w:spacing w:before="0" w:after="0" w:line="276" w:lineRule="exact"/>
+        <w:ind w:left="3888" w:firstLine="0"/>
+        <w:jc w:val="left"/>
+      </w:pPr>
+      <w:r>
+        <w:t xml:space="preserve">Telephone:</w:t>
+      </w:r>
+      <w:r>
+        <w:t xml:space="preserve"> </w:t>
+      </w:r>
+      <w:r>
+        <w:t xml:space="preserve">(212)</w:t>
+      </w:r>
+      <w:r>
+        <w:t xml:space="preserve"> </w:t>
+      </w:r>
+      <w:r>
+        <w:t xml:space="preserve">659</w:t>
+        <w:noBreakHyphen/>
+        <w:t xml:space="preserve">7300</w:t>
+      </w:r>
+    </w:p>
+    <w:p>
+      <w:pPr>
+        <w:keepNext/>
+        <w:keepLines/>
+        <w:spacing w:before="0" w:after="0" w:line="276" w:lineRule="exact"/>
+        <w:ind w:left="3888" w:firstLine="0"/>
+        <w:jc w:val="left"/>
+      </w:pPr>
+      <w:r>
+        <w:t xml:space="preserve">Facsimile:</w:t>
+      </w:r>
+      <w:r>
+        <w:t xml:space="preserve"> </w:t>
+      </w:r>
+      <w:r>
+        <w:t xml:space="preserve">(212)</w:t>
+      </w:r>
+      <w:r>
+        <w:t xml:space="preserve"> </w:t>
+      </w:r>
+      <w:r>
+        <w:t xml:space="preserve">918</w:t>
+        <w:noBreakHyphen/>
+        <w:t xml:space="preserve">8989</w:t>
+      </w:r>
+    </w:p>
+    <w:p>
+      <w:pPr>
+        <w:keepNext/>
+        <w:keepLines/>
+        <w:spacing w:before="0" w:after="0" w:line="276" w:lineRule="exact"/>
+        <w:ind w:left="3888" w:firstLine="0"/>
+        <w:jc w:val="left"/>
       </w:pPr>
       <w:r>
         <w:t xml:space="preserve">lenard.parkins@haynesboone.com</w:t>
@@ -1261,7 +3578,11 @@
     </w:p>
     <w:p>
       <w:pPr>
-        <w:pStyle w:val="SignatureColumn"/>
+        <w:keepNext/>
+        <w:keepLines/>
+        <w:spacing w:before="0" w:after="0" w:line="276" w:lineRule="exact"/>
+        <w:ind w:left="3888" w:firstLine="0"/>
+        <w:jc w:val="left"/>
       </w:pPr>
       <w:r>
         <w:t xml:space="preserve">trevor.hoffmann@haynesboone.com</w:t>
@@ -1269,7 +3590,11 @@
     </w:p>
     <w:p>
       <w:pPr>
-        <w:pStyle w:val="SignatureColumn"/>
+        <w:keepNext/>
+        <w:keepLines/>
+        <w:spacing w:before="0" w:after="0" w:line="276" w:lineRule="exact"/>
+        <w:ind w:left="3888" w:firstLine="0"/>
+        <w:jc w:val="left"/>
       </w:pPr>
       <w:r>
         <w:t xml:space="preserve">jonathan.hook@haynesboone.com</w:t>
@@ -1277,7 +3602,11 @@
     </w:p>
     <w:p>
       <w:pPr>
-        <w:pStyle w:val="SignatureColumn"/>
+        <w:keepNext/>
+        <w:keepLines/>
+        <w:spacing w:before="0" w:after="0" w:line="276" w:lineRule="exact"/>
+        <w:ind w:left="3888" w:firstLine="0"/>
+        <w:jc w:val="left"/>
       </w:pPr>
       <w:r>
         <w:t xml:space="preserve">john.beck@haynesboone.com</w:t>
@@ -1285,18 +3614,92 @@
     </w:p>
     <w:p>
       <w:pPr>
-        <w:pStyle w:val="SignatureColumn"/>
-      </w:pPr>
-      <w:r>
-        <w:t xml:space="preserve">Attorneys for RMW Acquisition Company, LLC</w:t>
-      </w:r>
-    </w:p>
-    <w:bookmarkEnd w:id="35"/>
+        <w:spacing w:before="0" w:after="0" w:line="276" w:lineRule="exact"/>
+        <w:ind w:left="3888" w:firstLine="0"/>
+        <w:jc w:val="left"/>
+      </w:pPr>
+      <w:r>
+        <w:rPr>
+          <w:i/>
+          <w:iCs/>
+        </w:rPr>
+        <w:t xml:space="preserve">Attorneys</w:t>
+      </w:r>
+      <w:r>
+        <w:rPr>
+          <w:i/>
+          <w:iCs/>
+        </w:rPr>
+        <w:t xml:space="preserve"> </w:t>
+      </w:r>
+      <w:r>
+        <w:rPr>
+          <w:i/>
+          <w:iCs/>
+        </w:rPr>
+        <w:t xml:space="preserve">for</w:t>
+      </w:r>
+      <w:r>
+        <w:rPr>
+          <w:i/>
+          <w:iCs/>
+        </w:rPr>
+        <w:t xml:space="preserve"> </w:t>
+      </w:r>
+      <w:r>
+        <w:rPr>
+          <w:i/>
+          <w:iCs/>
+        </w:rPr>
+        <w:t xml:space="preserve">RMW</w:t>
+      </w:r>
+      <w:r>
+        <w:rPr>
+          <w:i/>
+          <w:iCs/>
+        </w:rPr>
+        <w:t xml:space="preserve"> </w:t>
+      </w:r>
+      <w:r>
+        <w:rPr>
+          <w:i/>
+          <w:iCs/>
+        </w:rPr>
+        <w:t xml:space="preserve">Acquisition</w:t>
+      </w:r>
+      <w:r>
+        <w:rPr>
+          <w:i/>
+          <w:iCs/>
+        </w:rPr>
+        <w:t xml:space="preserve"> </w:t>
+      </w:r>
+      <w:r>
+        <w:rPr>
+          <w:i/>
+          <w:iCs/>
+        </w:rPr>
+        <w:t xml:space="preserve">Company,</w:t>
+      </w:r>
+      <w:r>
+        <w:rPr>
+          <w:i/>
+          <w:iCs/>
+        </w:rPr>
+        <w:t xml:space="preserve"> </w:t>
+      </w:r>
+      <w:r>
+        <w:rPr>
+          <w:i/>
+          <w:iCs/>
+        </w:rPr>
+        <w:t xml:space="preserve">LLC</w:t>
+      </w:r>
+    </w:p>
     <w:sectPr>
-      <w:footerReference r:id="rId9" w:type="default"/>
-      <w:pgSz w:h="15840" w:w="12240"/>
-      <w:pgMar w:bottom="1440" w:footer="720" w:gutter="0" w:header="720" w:left="1440" w:right="1440" w:top="1440"/>
-      <w:cols w:space="720"/>
+      <w:footerReference w:type="default" r:id="rIdFooter1"/>
+      <w:pgSz w:w="12240" w:h="15840"/>
+      <w:pgMar w:top="1440" w:right="1442" w:bottom="1440" w:left="1440" w:header="720" w:footer="735" w:gutter="0"/>
     </w:sectPr>
   </w:body>
 </w:document>
@@ -1310,43 +3713,21 @@
 <w:ftr xmlns:w="http://schemas.openxmlformats.org/wordprocessingml/2006/main" xmlns:r="http://schemas.openxmlformats.org/officeDocument/2006/relationships">
   <w:p>
     <w:pPr>
-      <w:spacing w:before="0" w:after="0" w:line="240" w:lineRule="auto"/>
-      <w:ind w:firstLine="0"/>
       <w:jc w:val="center"/>
     </w:pPr>
     <w:r>
-      <w:rPr>
-        <w:sz w:val="24"/>
-        <w:szCs w:val="24"/>
-      </w:rPr>
       <w:fldChar w:fldCharType="begin"/>
     </w:r>
     <w:r>
-      <w:rPr>
-        <w:sz w:val="24"/>
-        <w:szCs w:val="24"/>
-      </w:rPr>
       <w:instrText xml:space="preserve"> PAGE </w:instrText>
     </w:r>
     <w:r>
-      <w:rPr>
-        <w:sz w:val="24"/>
-        <w:szCs w:val="24"/>
-      </w:rPr>
       <w:fldChar w:fldCharType="separate"/>
     </w:r>
     <w:r>
-      <w:rPr>
-        <w:sz w:val="24"/>
-        <w:szCs w:val="24"/>
-      </w:rPr>
       <w:t>1</w:t>
     </w:r>
     <w:r>
-      <w:rPr>
-        <w:sz w:val="24"/>
-        <w:szCs w:val="24"/>
-      </w:rPr>
       <w:fldChar w:fldCharType="end"/>
     </w:r>
   </w:p>
@@ -1369,7 +3750,7 @@
       </w:r>
     </w:p>
   </w:footnote>
-  <w:footnote w:id="20">
+  <w:footnote w:id="9">
     <w:p>
       <w:pPr>
         <w:pStyle w:val="FootnoteText"/>
@@ -1388,7 +3769,7 @@
       </w:r>
     </w:p>
   </w:footnote>
-  <w:footnote w:id="21">
+  <w:footnote w:id="10">
     <w:p>
       <w:pPr>
         <w:pStyle w:val="FootnoteText"/>
@@ -1403,11 +3784,131 @@
         <w:t xml:space="preserve"> </w:t>
       </w:r>
       <w:r>
-        <w:t xml:space="preserve">The “Mortgaged Property” comprises all of the real property, real property rights, personality, and other related interests that secure the Debtor’s loan obligations to RMW, including, without limitation, the land and all improvements thereon located at 400 East North Water Street, Chicago, Illinois. The property index numbers of the Mortgaged Property are: 17-10-221-007-0000, 17-10-221-012-0000, 17-10-221-014-0000, 17-10-221-072-0000, and 17-10-221-073-0000.</w:t>
+        <w:t xml:space="preserve">The “Mortgaged Property” comprises all of the real property, real property rights, personality, and other related interests that secure the Debtor’s loan obligations to RMW, including, without limitation, the land and all improvements thereon located at 400 East North Water Street, Chicago, Illinois. The property index numbers of the Mortgaged Property are: 17</w:t>
+      </w:r>
+      <w:r>
+        <w:noBreakHyphen/>
+      </w:r>
+      <w:r>
+        <w:t xml:space="preserve">10</w:t>
+      </w:r>
+      <w:r>
+        <w:noBreakHyphen/>
+      </w:r>
+      <w:r>
+        <w:t xml:space="preserve">221</w:t>
+      </w:r>
+      <w:r>
+        <w:noBreakHyphen/>
+      </w:r>
+      <w:r>
+        <w:t xml:space="preserve">007</w:t>
+      </w:r>
+      <w:r>
+        <w:noBreakHyphen/>
+      </w:r>
+      <w:r>
+        <w:t xml:space="preserve">0000, 17</w:t>
+      </w:r>
+      <w:r>
+        <w:noBreakHyphen/>
+      </w:r>
+      <w:r>
+        <w:t xml:space="preserve">10</w:t>
+      </w:r>
+      <w:r>
+        <w:noBreakHyphen/>
+      </w:r>
+      <w:r>
+        <w:t xml:space="preserve">221</w:t>
+      </w:r>
+      <w:r>
+        <w:noBreakHyphen/>
+      </w:r>
+      <w:r>
+        <w:t xml:space="preserve">012</w:t>
+      </w:r>
+      <w:r>
+        <w:noBreakHyphen/>
+      </w:r>
+      <w:r>
+        <w:t xml:space="preserve">0000, 17</w:t>
+      </w:r>
+      <w:r>
+        <w:noBreakHyphen/>
+      </w:r>
+      <w:r>
+        <w:t xml:space="preserve">10</w:t>
+      </w:r>
+      <w:r>
+        <w:noBreakHyphen/>
+      </w:r>
+      <w:r>
+        <w:t xml:space="preserve">221</w:t>
+      </w:r>
+      <w:r>
+        <w:noBreakHyphen/>
+      </w:r>
+      <w:r>
+        <w:t xml:space="preserve">014</w:t>
+      </w:r>
+      <w:r>
+        <w:noBreakHyphen/>
+      </w:r>
+      <w:r>
+        <w:t xml:space="preserve">0000, 17</w:t>
+      </w:r>
+      <w:r>
+        <w:noBreakHyphen/>
+      </w:r>
+      <w:r>
+        <w:t xml:space="preserve">10</w:t>
+      </w:r>
+      <w:r>
+        <w:noBreakHyphen/>
+      </w:r>
+      <w:r>
+        <w:t xml:space="preserve">221</w:t>
+      </w:r>
+      <w:r>
+        <w:noBreakHyphen/>
+      </w:r>
+      <w:r>
+        <w:t xml:space="preserve">072</w:t>
+      </w:r>
+      <w:r>
+        <w:noBreakHyphen/>
+      </w:r>
+      <w:r>
+        <w:t xml:space="preserve">0000, and 17</w:t>
+      </w:r>
+      <w:r>
+        <w:noBreakHyphen/>
+      </w:r>
+      <w:r>
+        <w:t xml:space="preserve">10</w:t>
+      </w:r>
+      <w:r>
+        <w:noBreakHyphen/>
+      </w:r>
+      <w:r>
+        <w:t xml:space="preserve">221</w:t>
+      </w:r>
+      <w:r>
+        <w:noBreakHyphen/>
+      </w:r>
+      <w:r>
+        <w:t xml:space="preserve">073</w:t>
+      </w:r>
+      <w:r>
+        <w:noBreakHyphen/>
+      </w:r>
+      <w:r>
+        <w:t xml:space="preserve">0000.</w:t>
       </w:r>
     </w:p>
   </w:footnote>
-  <w:footnote w:id="23">
+  <w:footnote w:id="11">
     <w:p>
       <w:pPr>
         <w:pStyle w:val="FootnoteText"/>
@@ -1426,7 +3927,7 @@
       </w:r>
     </w:p>
   </w:footnote>
-  <w:footnote w:id="26">
+  <w:footnote w:id="12">
     <w:p>
       <w:pPr>
         <w:pStyle w:val="FootnoteText"/>
@@ -1445,7 +3946,7 @@
       </w:r>
     </w:p>
   </w:footnote>
-  <w:footnote w:id="27">
+  <w:footnote w:id="13">
     <w:p>
       <w:pPr>
         <w:pStyle w:val="FootnoteText"/>
@@ -1556,57 +4057,49 @@
   <w:docDefaults>
     <w:rPrDefault>
       <w:rPr>
-        <w:rFonts w:ascii="EB Garamond" w:cs="EB Garamond" w:eastAsia="EB Garamond" w:hAnsi="EB Garamond"/>
-        <w:sz w:val="26"/>
-        <w:szCs w:val="26"/>
-        <w:lang w:bidi="ar-SA" w:eastAsia="en-US" w:val="en-US"/>
+        <w:rFonts w:ascii="Times New Roman" w:hAnsi="Times New Roman" w:eastAsia="Times New Roman" w:cs="Times New Roman"/>
+        <w:sz w:val="24"/>
+        <w:szCs w:val="24"/>
+        <w:lang w:val="en-US" w:eastAsia="zh-CN" w:bidi="ar-SA"/>
       </w:rPr>
     </w:rPrDefault>
     <w:pPrDefault>
       <w:pPr>
-        <w:spacing w:after="200"/>
+        <w:widowControl/>
+        <w:spacing w:after="0"/>
       </w:pPr>
     </w:pPrDefault>
   </w:docDefaults>
-  <w:latentStyles w:count="276" w:defLockedState="0" w:defQFormat="0" w:defSemiHidden="0" w:defUIPriority="0" w:defUnhideWhenUsed="0"/>
-  <w:style w:default="1" w:styleId="Normal" w:type="paragraph">
+  <w:latentStyles w:defLockedState="0" w:defUIPriority="0" w:defSemiHidden="0" w:defUnhideWhenUsed="0" w:defQFormat="0" w:count="276"/>
+  <w:style w:type="paragraph" w:default="1" w:styleId="Normal">
     <w:name w:val="Normal"/>
     <w:qFormat/>
-    <w:pPr>
-      <w:spacing w:after="0" w:before="0" w:line="480" w:lineRule="exact"/>
-      <w:ind w:firstLine="0"/>
-    </w:pPr>
-  </w:style>
-  <w:style w:styleId="BodyText" w:type="paragraph">
+  </w:style>
+  <w:style w:type="paragraph" w:styleId="BodyText">
     <w:name w:val="Body Text"/>
     <w:basedOn w:val="Normal"/>
     <w:link w:val="BodyTextChar"/>
     <w:qFormat/>
     <w:pPr>
-      <w:spacing w:after="0" w:before="0" w:line="480" w:lineRule="exact"/>
+      <w:spacing w:before="0" w:after="0" w:line="552" w:lineRule="exact"/>
       <w:ind w:firstLine="720"/>
     </w:pPr>
   </w:style>
-  <w:style w:customStyle="1" w:styleId="FirstParagraph" w:type="paragraph">
+  <w:style w:type="paragraph" w:customStyle="1" w:styleId="FirstParagraph">
     <w:name w:val="First Paragraph"/>
     <w:basedOn w:val="BodyText"/>
     <w:next w:val="BodyText"/>
     <w:qFormat/>
-    <w:pPr>
-      <w:spacing w:after="0" w:before="0" w:line="480" w:lineRule="exact"/>
-      <w:ind w:firstLine="720"/>
-    </w:pPr>
-  </w:style>
-  <w:style w:customStyle="1" w:styleId="Compact" w:type="paragraph">
+  </w:style>
+  <w:style w:type="paragraph" w:customStyle="1" w:styleId="Compact">
     <w:name w:val="Compact"/>
     <w:basedOn w:val="BodyText"/>
     <w:qFormat/>
     <w:pPr>
-      <w:spacing w:after="0" w:before="0" w:line="480" w:lineRule="exact"/>
-      <w:ind w:firstLine="0"/>
+      <w:spacing w:before="36" w:after="36"/>
     </w:pPr>
   </w:style>
-  <w:style w:styleId="Title" w:type="paragraph">
+  <w:style w:type="paragraph" w:styleId="Title">
     <w:name w:val="Title"/>
     <w:basedOn w:val="Normal"/>
     <w:next w:val="BodyText"/>
@@ -1620,24 +4113,24 @@
       <w:jc w:val="center"/>
     </w:pPr>
     <w:rPr>
-      <w:rFonts w:asciiTheme="majorHAnsi" w:cstheme="majorBidi" w:eastAsiaTheme="majorEastAsia" w:hAnsiTheme="majorHAnsi"/>
+      <w:rFonts w:asciiTheme="majorHAnsi" w:eastAsiaTheme="majorEastAsia" w:hAnsiTheme="majorHAnsi" w:cstheme="majorBidi"/>
       <w:sz w:val="56"/>
       <w:szCs w:val="56"/>
     </w:rPr>
   </w:style>
-  <w:style w:customStyle="1" w:styleId="TitleChar" w:type="character">
+  <w:style w:type="character" w:customStyle="1" w:styleId="TitleChar">
     <w:name w:val="Title Char"/>
     <w:basedOn w:val="DefaultParagraphFont"/>
     <w:link w:val="Title"/>
     <w:uiPriority w:val="10"/>
     <w:rsid w:val="00A10FD9"/>
     <w:rPr>
-      <w:rFonts w:asciiTheme="majorHAnsi" w:cstheme="majorBidi" w:eastAsiaTheme="majorEastAsia" w:hAnsiTheme="majorHAnsi"/>
+      <w:rFonts w:asciiTheme="majorHAnsi" w:eastAsiaTheme="majorEastAsia" w:hAnsiTheme="majorHAnsi" w:cstheme="majorBidi"/>
       <w:sz w:val="56"/>
       <w:szCs w:val="56"/>
     </w:rPr>
   </w:style>
-  <w:style w:styleId="Subtitle" w:type="paragraph">
+  <w:style w:type="paragraph" w:styleId="Subtitle">
     <w:name w:val="Subtitle"/>
     <w:basedOn w:val="Title"/>
     <w:next w:val="BodyText"/>
@@ -1651,27 +4144,27 @@
       </w:numPr>
     </w:pPr>
     <w:rPr>
-      <w:rFonts w:cstheme="majorBidi" w:eastAsiaTheme="majorEastAsia"/>
+      <w:rFonts w:eastAsiaTheme="majorEastAsia" w:cstheme="majorBidi"/>
       <w:spacing w:val="15"/>
       <w:sz w:val="28"/>
       <w:szCs w:val="28"/>
     </w:rPr>
   </w:style>
-  <w:style w:customStyle="1" w:styleId="SubtitleChar" w:type="character">
+  <w:style w:type="character" w:customStyle="1" w:styleId="SubtitleChar">
     <w:name w:val="Subtitle Char"/>
     <w:basedOn w:val="DefaultParagraphFont"/>
     <w:link w:val="Subtitle"/>
     <w:uiPriority w:val="11"/>
     <w:rsid w:val="00A10FD9"/>
     <w:rPr>
-      <w:rFonts w:cstheme="majorBidi" w:eastAsiaTheme="majorEastAsia"/>
-      <w:color w:themeColor="text1" w:themeTint="A6" w:val="595959"/>
+      <w:rFonts w:eastAsiaTheme="majorEastAsia" w:cstheme="majorBidi"/>
+      <w:color w:val="595959" w:themeColor="text1" w:themeTint="A6"/>
       <w:spacing w:val="15"/>
       <w:sz w:val="28"/>
       <w:szCs w:val="28"/>
     </w:rPr>
   </w:style>
-  <w:style w:customStyle="1" w:styleId="Author" w:type="paragraph">
+  <w:style w:type="paragraph" w:customStyle="1" w:styleId="Author">
     <w:name w:val="Author"/>
     <w:basedOn w:val="Title"/>
     <w:next w:val="BodyText"/>
@@ -1685,7 +4178,7 @@
       <w:szCs w:val="24"/>
     </w:rPr>
   </w:style>
-  <w:style w:styleId="Date" w:type="paragraph">
+  <w:style w:type="paragraph" w:styleId="Date">
     <w:name w:val="Date"/>
     <w:basedOn w:val="Title"/>
     <w:next w:val="BodyText"/>
@@ -1699,7 +4192,7 @@
       <w:szCs w:val="24"/>
     </w:rPr>
   </w:style>
-  <w:style w:customStyle="1" w:styleId="AbstractTitle" w:type="paragraph">
+  <w:style w:type="paragraph" w:customStyle="1" w:styleId="AbstractTitle">
     <w:name w:val="Abstract Title"/>
     <w:basedOn w:val="Normal"/>
     <w:next w:val="Abstract"/>
@@ -1707,7 +4200,7 @@
     <w:pPr>
       <w:keepNext/>
       <w:keepLines/>
-      <w:spacing w:after="0" w:before="300"/>
+      <w:spacing w:before="300" w:after="0"/>
       <w:jc w:val="center"/>
     </w:pPr>
     <w:rPr>
@@ -1716,7 +4209,7 @@
       <w:szCs w:val="20"/>
     </w:rPr>
   </w:style>
-  <w:style w:customStyle="1" w:styleId="Abstract" w:type="paragraph">
+  <w:style w:type="paragraph" w:customStyle="1" w:styleId="Abstract">
     <w:name w:val="Abstract"/>
     <w:basedOn w:val="Normal"/>
     <w:next w:val="BodyText"/>
@@ -1724,14 +4217,14 @@
     <w:pPr>
       <w:keepNext/>
       <w:keepLines/>
-      <w:spacing w:after="300" w:before="100"/>
+      <w:spacing w:before="100" w:after="300"/>
     </w:pPr>
     <w:rPr>
       <w:sz w:val="20"/>
       <w:szCs w:val="20"/>
     </w:rPr>
   </w:style>
-  <w:style w:styleId="Bibliography" w:type="paragraph">
+  <w:style w:type="paragraph" w:styleId="Bibliography">
     <w:name w:val="Bibliography"/>
     <w:basedOn w:val="Normal"/>
     <w:next w:val="Bibliography"/>
@@ -1739,76 +4232,85 @@
     <w:pPr/>
     <w:rPr/>
   </w:style>
-  <w:style w:styleId="Heading1" w:type="paragraph">
+  <w:style w:type="paragraph" w:styleId="Heading1">
     <w:name w:val="heading 1"/>
     <w:basedOn w:val="Normal"/>
     <w:next w:val="BodyText"/>
+    <w:link w:val="Heading1Char"/>
     <w:uiPriority w:val="9"/>
     <w:qFormat/>
+    <w:rsid w:val="00A10FD9"/>
     <w:pPr>
       <w:keepNext/>
       <w:keepLines/>
-      <w:spacing w:after="240" w:before="240" w:line="480" w:lineRule="exact"/>
+      <w:spacing w:before="276" w:after="276" w:line="276" w:lineRule="exact"/>
       <w:ind w:firstLine="0"/>
       <w:jc w:val="center"/>
       <w:outlineLvl w:val="0"/>
     </w:pPr>
     <w:rPr>
+      <w:rFonts w:ascii="Times New Roman" w:hAnsi="Times New Roman" w:eastAsia="Times New Roman" w:cs="Times New Roman"/>
       <w:b/>
       <w:bCs/>
       <w:caps/>
       <w:color w:val="000000"/>
-      <w:sz w:val="26"/>
-      <w:szCs w:val="26"/>
-    </w:rPr>
-  </w:style>
-  <w:style w:styleId="Heading2" w:type="paragraph">
+      <w:sz w:val="24"/>
+      <w:szCs w:val="24"/>
+    </w:rPr>
+  </w:style>
+  <w:style w:type="paragraph" w:styleId="Heading2">
     <w:name w:val="heading 2"/>
     <w:basedOn w:val="Normal"/>
     <w:next w:val="BodyText"/>
+    <w:link w:val="Heading2Char"/>
     <w:uiPriority w:val="9"/>
+    <w:semiHidden/>
     <w:unhideWhenUsed/>
     <w:qFormat/>
+    <w:rsid w:val="00A10FD9"/>
     <w:pPr>
       <w:keepNext/>
       <w:keepLines/>
-      <w:spacing w:after="240" w:before="240" w:line="480" w:lineRule="exact"/>
+      <w:spacing w:before="276" w:after="276" w:line="276" w:lineRule="exact"/>
       <w:ind w:firstLine="0"/>
       <w:outlineLvl w:val="1"/>
     </w:pPr>
     <w:rPr>
+      <w:rFonts w:ascii="Times New Roman" w:hAnsi="Times New Roman" w:eastAsia="Times New Roman" w:cs="Times New Roman"/>
       <w:b/>
       <w:bCs/>
       <w:color w:val="000000"/>
-      <w:sz w:val="26"/>
-      <w:szCs w:val="26"/>
-    </w:rPr>
-  </w:style>
-  <w:style w:styleId="Heading3" w:type="paragraph">
+      <w:sz w:val="24"/>
+      <w:szCs w:val="24"/>
+    </w:rPr>
+  </w:style>
+  <w:style w:type="paragraph" w:styleId="Heading3">
     <w:name w:val="heading 3"/>
     <w:basedOn w:val="Normal"/>
     <w:next w:val="BodyText"/>
+    <w:link w:val="Heading3Char"/>
     <w:uiPriority w:val="9"/>
+    <w:semiHidden/>
     <w:unhideWhenUsed/>
     <w:qFormat/>
+    <w:rsid w:val="00A10FD9"/>
     <w:pPr>
       <w:keepNext/>
       <w:keepLines/>
-      <w:spacing w:after="240" w:before="240" w:line="480" w:lineRule="exact"/>
+      <w:spacing w:before="276" w:after="276" w:line="276" w:lineRule="exact"/>
       <w:ind w:firstLine="0"/>
       <w:outlineLvl w:val="2"/>
     </w:pPr>
     <w:rPr>
+      <w:rFonts w:ascii="Times New Roman" w:hAnsi="Times New Roman" w:eastAsia="Times New Roman" w:cs="Times New Roman"/>
       <w:b/>
       <w:bCs/>
-      <w:i/>
-      <w:iCs/>
       <w:color w:val="000000"/>
-      <w:sz w:val="26"/>
-      <w:szCs w:val="26"/>
-    </w:rPr>
-  </w:style>
-  <w:style w:styleId="Heading4" w:type="paragraph">
+      <w:sz w:val="24"/>
+      <w:szCs w:val="24"/>
+    </w:rPr>
+  </w:style>
+  <w:style w:type="paragraph" w:styleId="Heading4">
     <w:name w:val="heading 4"/>
     <w:basedOn w:val="Normal"/>
     <w:next w:val="BodyText"/>
@@ -1821,17 +4323,21 @@
     <w:pPr>
       <w:keepNext/>
       <w:keepLines/>
-      <w:spacing w:after="40" w:before="80"/>
+      <w:spacing w:before="276" w:after="276" w:line="276" w:lineRule="exact"/>
+      <w:ind w:firstLine="0"/>
       <w:outlineLvl w:val="3"/>
     </w:pPr>
     <w:rPr>
-      <w:rFonts w:cstheme="majorBidi" w:eastAsiaTheme="majorEastAsia"/>
+      <w:rFonts w:ascii="Times New Roman" w:hAnsi="Times New Roman" w:eastAsia="Times New Roman" w:cs="Times New Roman"/>
+      <w:b/>
+      <w:bCs/>
       <w:i/>
-      <w:iCs/>
-      <w:color w:themeColor="accent1" w:themeShade="BF" w:val="0F4761"/>
-    </w:rPr>
-  </w:style>
-  <w:style w:styleId="Heading5" w:type="paragraph">
+      <w:color w:val="000000"/>
+      <w:sz w:val="24"/>
+      <w:szCs w:val="24"/>
+    </w:rPr>
+  </w:style>
+  <w:style w:type="paragraph" w:styleId="Heading5">
     <w:name w:val="heading 5"/>
     <w:basedOn w:val="Normal"/>
     <w:next w:val="BodyText"/>
@@ -1844,15 +4350,21 @@
     <w:pPr>
       <w:keepNext/>
       <w:keepLines/>
-      <w:spacing w:after="40" w:before="80"/>
+      <w:spacing w:before="276" w:after="276" w:line="276" w:lineRule="exact"/>
+      <w:ind w:firstLine="0"/>
       <w:outlineLvl w:val="4"/>
     </w:pPr>
     <w:rPr>
-      <w:rFonts w:cstheme="majorBidi" w:eastAsiaTheme="majorEastAsia"/>
-      <w:color w:themeColor="accent1" w:themeShade="BF" w:val="0F4761"/>
-    </w:rPr>
-  </w:style>
-  <w:style w:styleId="Heading6" w:type="paragraph">
+      <w:rFonts w:ascii="Times New Roman" w:hAnsi="Times New Roman" w:eastAsia="Times New Roman" w:cs="Times New Roman"/>
+      <w:b/>
+      <w:bCs/>
+      <w:i/>
+      <w:color w:val="000000"/>
+      <w:sz w:val="24"/>
+      <w:szCs w:val="24"/>
+    </w:rPr>
+  </w:style>
+  <w:style w:type="paragraph" w:styleId="Heading6">
     <w:name w:val="heading 6"/>
     <w:basedOn w:val="Normal"/>
     <w:next w:val="BodyText"/>
@@ -1865,17 +4377,17 @@
     <w:pPr>
       <w:keepNext/>
       <w:keepLines/>
-      <w:spacing w:after="0" w:before="40"/>
+      <w:spacing w:before="40" w:after="0"/>
       <w:outlineLvl w:val="5"/>
     </w:pPr>
     <w:rPr>
-      <w:rFonts w:cstheme="majorBidi" w:eastAsiaTheme="majorEastAsia"/>
+      <w:rFonts w:eastAsiaTheme="majorEastAsia" w:cstheme="majorBidi"/>
       <w:i/>
       <w:iCs/>
-      <w:color w:themeColor="text1" w:themeTint="A6" w:val="595959"/>
-    </w:rPr>
-  </w:style>
-  <w:style w:styleId="Heading7" w:type="paragraph">
+      <w:color w:val="595959" w:themeColor="text1" w:themeTint="A6"/>
+    </w:rPr>
+  </w:style>
+  <w:style w:type="paragraph" w:styleId="Heading7">
     <w:name w:val="heading 7"/>
     <w:basedOn w:val="Normal"/>
     <w:next w:val="BodyText"/>
@@ -1888,15 +4400,15 @@
     <w:pPr>
       <w:keepNext/>
       <w:keepLines/>
-      <w:spacing w:after="0" w:before="40"/>
+      <w:spacing w:before="40" w:after="0"/>
       <w:outlineLvl w:val="6"/>
     </w:pPr>
     <w:rPr>
-      <w:rFonts w:cstheme="majorBidi" w:eastAsiaTheme="majorEastAsia"/>
-      <w:color w:themeColor="text1" w:themeTint="A6" w:val="595959"/>
-    </w:rPr>
-  </w:style>
-  <w:style w:styleId="Heading8" w:type="paragraph">
+      <w:rFonts w:eastAsiaTheme="majorEastAsia" w:cstheme="majorBidi"/>
+      <w:color w:val="595959" w:themeColor="text1" w:themeTint="A6"/>
+    </w:rPr>
+  </w:style>
+  <w:style w:type="paragraph" w:styleId="Heading8">
     <w:name w:val="heading 8"/>
     <w:basedOn w:val="Normal"/>
     <w:next w:val="BodyText"/>
@@ -1913,13 +4425,13 @@
       <w:outlineLvl w:val="7"/>
     </w:pPr>
     <w:rPr>
-      <w:rFonts w:cstheme="majorBidi" w:eastAsiaTheme="majorEastAsia"/>
+      <w:rFonts w:eastAsiaTheme="majorEastAsia" w:cstheme="majorBidi"/>
       <w:i/>
       <w:iCs/>
-      <w:color w:themeColor="text1" w:themeTint="D8" w:val="272727"/>
-    </w:rPr>
-  </w:style>
-  <w:style w:styleId="Heading9" w:type="paragraph">
+      <w:color w:val="272727" w:themeColor="text1" w:themeTint="D8"/>
+    </w:rPr>
+  </w:style>
+  <w:style w:type="paragraph" w:styleId="Heading9">
     <w:name w:val="heading 9"/>
     <w:basedOn w:val="Normal"/>
     <w:next w:val="BodyText"/>
@@ -1936,24 +4448,24 @@
       <w:outlineLvl w:val="8"/>
     </w:pPr>
     <w:rPr>
-      <w:rFonts w:cstheme="majorBidi" w:eastAsiaTheme="majorEastAsia"/>
-      <w:color w:themeColor="text1" w:themeTint="D8" w:val="272727"/>
-    </w:rPr>
-  </w:style>
-  <w:style w:customStyle="1" w:styleId="Heading1Char" w:type="character">
+      <w:rFonts w:eastAsiaTheme="majorEastAsia" w:cstheme="majorBidi"/>
+      <w:color w:val="272727" w:themeColor="text1" w:themeTint="D8"/>
+    </w:rPr>
+  </w:style>
+  <w:style w:type="character" w:customStyle="1" w:styleId="Heading1Char">
     <w:name w:val="Heading 1 Char"/>
     <w:basedOn w:val="DefaultParagraphFont"/>
     <w:link w:val="Heading1"/>
     <w:uiPriority w:val="9"/>
     <w:rsid w:val="00A10FD9"/>
     <w:rPr>
-      <w:rFonts w:asciiTheme="majorHAnsi" w:cstheme="majorBidi" w:eastAsiaTheme="majorEastAsia" w:hAnsiTheme="majorHAnsi"/>
-      <w:color w:themeColor="accent1" w:themeShade="BF" w:val="0F4761"/>
+      <w:rFonts w:asciiTheme="majorHAnsi" w:eastAsiaTheme="majorEastAsia" w:hAnsiTheme="majorHAnsi" w:cstheme="majorBidi"/>
+      <w:color w:val="0F4761" w:themeColor="accent1" w:themeShade="BF"/>
       <w:sz w:val="40"/>
       <w:szCs w:val="40"/>
     </w:rPr>
   </w:style>
-  <w:style w:customStyle="1" w:styleId="Heading2Char" w:type="character">
+  <w:style w:type="character" w:customStyle="1" w:styleId="Heading2Char">
     <w:name w:val="Heading 2 Char"/>
     <w:basedOn w:val="DefaultParagraphFont"/>
     <w:link w:val="Heading2"/>
@@ -1961,13 +4473,13 @@
     <w:semiHidden/>
     <w:rsid w:val="00A10FD9"/>
     <w:rPr>
-      <w:rFonts w:asciiTheme="majorHAnsi" w:cstheme="majorBidi" w:eastAsiaTheme="majorEastAsia" w:hAnsiTheme="majorHAnsi"/>
-      <w:color w:themeColor="accent1" w:themeShade="BF" w:val="0F4761"/>
+      <w:rFonts w:asciiTheme="majorHAnsi" w:eastAsiaTheme="majorEastAsia" w:hAnsiTheme="majorHAnsi" w:cstheme="majorBidi"/>
+      <w:color w:val="0F4761" w:themeColor="accent1" w:themeShade="BF"/>
       <w:sz w:val="32"/>
       <w:szCs w:val="32"/>
     </w:rPr>
   </w:style>
-  <w:style w:customStyle="1" w:styleId="Heading3Char" w:type="character">
+  <w:style w:type="character" w:customStyle="1" w:styleId="Heading3Char">
     <w:name w:val="Heading 3 Char"/>
     <w:basedOn w:val="DefaultParagraphFont"/>
     <w:link w:val="Heading3"/>
@@ -1975,13 +4487,13 @@
     <w:semiHidden/>
     <w:rsid w:val="00A10FD9"/>
     <w:rPr>
-      <w:rFonts w:cstheme="majorBidi" w:eastAsiaTheme="majorEastAsia"/>
-      <w:color w:themeColor="accent1" w:themeShade="BF" w:val="0F4761"/>
+      <w:rFonts w:eastAsiaTheme="majorEastAsia" w:cstheme="majorBidi"/>
+      <w:color w:val="0F4761" w:themeColor="accent1" w:themeShade="BF"/>
       <w:sz w:val="28"/>
       <w:szCs w:val="28"/>
     </w:rPr>
   </w:style>
-  <w:style w:customStyle="1" w:styleId="Heading4Char" w:type="character">
+  <w:style w:type="character" w:customStyle="1" w:styleId="Heading4Char">
     <w:name w:val="Heading 4 Char"/>
     <w:basedOn w:val="DefaultParagraphFont"/>
     <w:link w:val="Heading4"/>
@@ -1989,13 +4501,13 @@
     <w:semiHidden/>
     <w:rsid w:val="00A10FD9"/>
     <w:rPr>
-      <w:rFonts w:cstheme="majorBidi" w:eastAsiaTheme="majorEastAsia"/>
+      <w:rFonts w:eastAsiaTheme="majorEastAsia" w:cstheme="majorBidi"/>
       <w:i/>
       <w:iCs/>
-      <w:color w:themeColor="accent1" w:themeShade="BF" w:val="0F4761"/>
-    </w:rPr>
-  </w:style>
-  <w:style w:customStyle="1" w:styleId="Heading5Char" w:type="character">
+      <w:color w:val="0F4761" w:themeColor="accent1" w:themeShade="BF"/>
+    </w:rPr>
+  </w:style>
+  <w:style w:type="character" w:customStyle="1" w:styleId="Heading5Char">
     <w:name w:val="Heading 5 Char"/>
     <w:basedOn w:val="DefaultParagraphFont"/>
     <w:link w:val="Heading5"/>
@@ -2003,11 +4515,11 @@
     <w:semiHidden/>
     <w:rsid w:val="00A10FD9"/>
     <w:rPr>
-      <w:rFonts w:cstheme="majorBidi" w:eastAsiaTheme="majorEastAsia"/>
-      <w:color w:themeColor="accent1" w:themeShade="BF" w:val="0F4761"/>
-    </w:rPr>
-  </w:style>
-  <w:style w:customStyle="1" w:styleId="Heading6Char" w:type="character">
+      <w:rFonts w:eastAsiaTheme="majorEastAsia" w:cstheme="majorBidi"/>
+      <w:color w:val="0F4761" w:themeColor="accent1" w:themeShade="BF"/>
+    </w:rPr>
+  </w:style>
+  <w:style w:type="character" w:customStyle="1" w:styleId="Heading6Char">
     <w:name w:val="Heading 6 Char"/>
     <w:basedOn w:val="DefaultParagraphFont"/>
     <w:link w:val="Heading6"/>
@@ -2015,13 +4527,13 @@
     <w:semiHidden/>
     <w:rsid w:val="00A10FD9"/>
     <w:rPr>
-      <w:rFonts w:cstheme="majorBidi" w:eastAsiaTheme="majorEastAsia"/>
+      <w:rFonts w:eastAsiaTheme="majorEastAsia" w:cstheme="majorBidi"/>
       <w:i/>
       <w:iCs/>
-      <w:color w:themeColor="text1" w:themeTint="A6" w:val="595959"/>
-    </w:rPr>
-  </w:style>
-  <w:style w:customStyle="1" w:styleId="Heading7Char" w:type="character">
+      <w:color w:val="595959" w:themeColor="text1" w:themeTint="A6"/>
+    </w:rPr>
+  </w:style>
+  <w:style w:type="character" w:customStyle="1" w:styleId="Heading7Char">
     <w:name w:val="Heading 7 Char"/>
     <w:basedOn w:val="DefaultParagraphFont"/>
     <w:link w:val="Heading7"/>
@@ -2029,11 +4541,11 @@
     <w:semiHidden/>
     <w:rsid w:val="00A10FD9"/>
     <w:rPr>
-      <w:rFonts w:cstheme="majorBidi" w:eastAsiaTheme="majorEastAsia"/>
-      <w:color w:themeColor="text1" w:themeTint="A6" w:val="595959"/>
-    </w:rPr>
-  </w:style>
-  <w:style w:customStyle="1" w:styleId="Heading8Char" w:type="character">
+      <w:rFonts w:eastAsiaTheme="majorEastAsia" w:cstheme="majorBidi"/>
+      <w:color w:val="595959" w:themeColor="text1" w:themeTint="A6"/>
+    </w:rPr>
+  </w:style>
+  <w:style w:type="character" w:customStyle="1" w:styleId="Heading8Char">
     <w:name w:val="Heading 8 Char"/>
     <w:basedOn w:val="DefaultParagraphFont"/>
     <w:link w:val="Heading8"/>
@@ -2041,13 +4553,13 @@
     <w:semiHidden/>
     <w:rsid w:val="00A10FD9"/>
     <w:rPr>
-      <w:rFonts w:cstheme="majorBidi" w:eastAsiaTheme="majorEastAsia"/>
+      <w:rFonts w:eastAsiaTheme="majorEastAsia" w:cstheme="majorBidi"/>
       <w:i/>
       <w:iCs/>
-      <w:color w:themeColor="text1" w:themeTint="D8" w:val="272727"/>
-    </w:rPr>
-  </w:style>
-  <w:style w:customStyle="1" w:styleId="Heading9Char" w:type="character">
+      <w:color w:val="272727" w:themeColor="text1" w:themeTint="D8"/>
+    </w:rPr>
+  </w:style>
+  <w:style w:type="character" w:customStyle="1" w:styleId="Heading9Char">
     <w:name w:val="Heading 9 Char"/>
     <w:basedOn w:val="DefaultParagraphFont"/>
     <w:link w:val="Heading9"/>
@@ -2055,36 +4567,45 @@
     <w:semiHidden/>
     <w:rsid w:val="00A10FD9"/>
     <w:rPr>
-      <w:rFonts w:cstheme="majorBidi" w:eastAsiaTheme="majorEastAsia"/>
-      <w:color w:themeColor="text1" w:themeTint="D8" w:val="272727"/>
-    </w:rPr>
-  </w:style>
-  <w:style w:styleId="BlockText" w:type="paragraph">
+      <w:rFonts w:eastAsiaTheme="majorEastAsia" w:cstheme="majorBidi"/>
+      <w:color w:val="272727" w:themeColor="text1" w:themeTint="D8"/>
+    </w:rPr>
+  </w:style>
+  <w:style w:type="paragraph" w:customStyle="1" w:styleId="ListItem">
+    <w:name w:val="List Item"/>
+    <w:basedOn w:val="BodyText"/>
+    <w:qFormat/>
+    <w:pPr>
+      <w:spacing w:before="0" w:after="0" w:line="552" w:lineRule="exact"/>
+      <w:ind w:left="720" w:hanging="720"/>
+    </w:pPr>
+  </w:style>
+  <w:style w:type="paragraph" w:styleId="BlockText">
     <w:name w:val="Block Text"/>
     <w:basedOn w:val="BodyText"/>
     <w:next w:val="BodyText"/>
     <w:uiPriority w:val="9"/>
+    <w:unhideWhenUsed/>
     <w:qFormat/>
     <w:pPr>
-      <w:spacing w:after="240" w:before="0" w:line="240" w:lineRule="auto"/>
+      <w:spacing w:before="280" w:after="280" w:line="276" w:lineRule="exact"/>
       <w:ind w:firstLine="0" w:left="720" w:right="720"/>
     </w:pPr>
   </w:style>
-  <w:style w:styleId="FootnoteText" w:type="paragraph">
+  <w:style w:type="paragraph" w:styleId="FootnoteText">
     <w:name w:val="footnote text"/>
     <w:basedOn w:val="Normal"/>
-    <w:uiPriority w:val="9"/>
-    <w:unhideWhenUsed/>
+    <w:qFormat/>
     <w:pPr>
-      <w:spacing w:after="100" w:before="0" w:line="240" w:lineRule="auto"/>
-      <w:ind w:firstLine="0"/>
+      <w:widowControl/>
+      <w:spacing w:before="0" w:after="140" w:line="276" w:lineRule="exact"/>
     </w:pPr>
     <w:rPr>
-      <w:sz w:val="26"/>
-      <w:szCs w:val="26"/>
-    </w:rPr>
-  </w:style>
-  <w:style w:styleId="FootnoteBlockText" w:type="paragraph">
+      <w:sz w:val="24"/>
+      <w:szCs w:val="24"/>
+    </w:rPr>
+  </w:style>
+  <w:style w:type="paragraph" w:styleId="FootnoteBlockText">
     <w:name w:val="Footnote Block Text"/>
     <w:basedOn w:val="FootnoteText"/>
     <w:next w:val="FootnoteText"/>
@@ -2092,38 +4613,29 @@
     <w:unhideWhenUsed/>
     <w:qFormat/>
     <w:pPr>
-      <w:spacing w:after="100" w:before="100"/>
-      <w:ind w:firstLine="0" w:left="480" w:right="480"/>
+      <w:spacing w:before="280" w:after="280"/>
+      <w:ind w:firstLine="0" w:left="720" w:right="720"/>
     </w:pPr>
   </w:style>
-  <w:style w:default="1" w:styleId="DefaultParagraphFont" w:type="character">
+  <w:style w:type="character" w:default="1" w:styleId="DefaultParagraphFont">
     <w:name w:val="Default Paragraph Font"/>
     <w:semiHidden/>
     <w:unhideWhenUsed/>
   </w:style>
-  <w:style w:default="1" w:styleId="Table" w:type="table">
+  <w:style w:type="table" w:default="1" w:styleId="Table">
     <w:name w:val="Table"/>
     <w:basedOn w:val="TableNormal"/>
-    <w:semiHidden/>
-    <w:unhideWhenUsed/>
     <w:qFormat/>
     <w:tblPr>
-      <w:tblInd w:type="dxa" w:w="0"/>
+      <w:tblInd w:w="0" w:type="dxa"/>
       <w:tblCellMar>
-        <w:top w:type="dxa" w:w="0"/>
-        <w:left w:type="dxa" w:w="108"/>
-        <w:bottom w:type="dxa" w:w="0"/>
-        <w:right w:type="dxa" w:w="108"/>
+        <w:top w:w="0" w:type="dxa"/>
+        <w:left w:w="108" w:type="dxa"/>
+        <w:bottom w:w="0" w:type="dxa"/>
+        <w:right w:w="108" w:type="dxa"/>
       </w:tblCellMar>
     </w:tblPr>
     <w:tblStylePr w:type="firstRow">
-      <w:tblPr>
-        <w:jc w:val="left"/>
-        <w:tblInd w:type="dxa" w:w="0"/>
-      </w:tblPr>
-      <w:trPr>
-        <w:jc w:val="left"/>
-      </w:trPr>
       <w:tcPr>
         <w:tcBorders>
           <w:bottom w:val="single"/>
@@ -2132,7 +4644,7 @@
       </w:tcPr>
     </w:tblStylePr>
   </w:style>
-  <w:style w:customStyle="1" w:styleId="DefinitionTerm" w:type="paragraph">
+  <w:style w:type="paragraph" w:customStyle="1" w:styleId="DefinitionTerm">
     <w:name w:val="Definition Term"/>
     <w:basedOn w:val="Normal"/>
     <w:next w:val="Definition"/>
@@ -2145,49 +4657,49 @@
       <w:b/>
     </w:rPr>
   </w:style>
-  <w:style w:customStyle="1" w:styleId="Definition" w:type="paragraph">
+  <w:style w:type="paragraph" w:customStyle="1" w:styleId="Definition">
     <w:name w:val="Definition"/>
     <w:basedOn w:val="Normal"/>
   </w:style>
-  <w:style w:styleId="Caption" w:type="paragraph">
+  <w:style w:type="paragraph" w:styleId="Caption">
     <w:name w:val="Caption"/>
     <w:basedOn w:val="Normal"/>
     <w:link w:val="BodyTextChar"/>
     <w:pPr>
-      <w:spacing w:after="120" w:before="0"/>
+      <w:spacing w:before="0" w:after="120"/>
     </w:pPr>
     <w:rPr>
       <w:i/>
     </w:rPr>
   </w:style>
-  <w:style w:customStyle="1" w:styleId="TableCaption" w:type="paragraph">
+  <w:style w:type="paragraph" w:customStyle="1" w:styleId="TableCaption">
     <w:name w:val="Table Caption"/>
     <w:basedOn w:val="Caption"/>
     <w:pPr>
       <w:keepNext/>
     </w:pPr>
   </w:style>
-  <w:style w:customStyle="1" w:styleId="ImageCaption" w:type="paragraph">
+  <w:style w:type="paragraph" w:customStyle="1" w:styleId="ImageCaption">
     <w:name w:val="Image Caption"/>
     <w:basedOn w:val="Caption"/>
   </w:style>
-  <w:style w:customStyle="1" w:styleId="Figure" w:type="paragraph">
+  <w:style w:type="paragraph" w:customStyle="1" w:styleId="Figure">
     <w:name w:val="Figure"/>
     <w:basedOn w:val="Normal"/>
   </w:style>
-  <w:style w:customStyle="1" w:styleId="CaptionedFigure" w:type="paragraph">
+  <w:style w:type="paragraph" w:customStyle="1" w:styleId="CaptionedFigure">
     <w:name w:val="Captioned Figure"/>
     <w:basedOn w:val="Figure"/>
     <w:pPr>
       <w:keepNext/>
     </w:pPr>
   </w:style>
-  <w:style w:customStyle="1" w:styleId="BodyTextChar" w:type="character">
+  <w:style w:type="character" w:customStyle="1" w:styleId="BodyTextChar">
     <w:name w:val="Body Text Char"/>
     <w:basedOn w:val="DefaultParagraphFont"/>
     <w:link w:val="BodyText"/>
   </w:style>
-  <w:style w:customStyle="1" w:styleId="VerbatimChar" w:type="character">
+  <w:style w:type="character" w:customStyle="1" w:styleId="VerbatimChar">
     <w:name w:val="Verbatim Char"/>
     <w:basedOn w:val="BodyTextChar"/>
     <w:rPr>
@@ -2195,25 +4707,25 @@
       <w:sz w:val="22"/>
     </w:rPr>
   </w:style>
-  <w:style w:customStyle="1" w:styleId="SectionNumber" w:type="character">
+  <w:style w:type="character" w:customStyle="1" w:styleId="SectionNumber">
     <w:name w:val="Section Number"/>
     <w:basedOn w:val="BodyTextChar"/>
   </w:style>
-  <w:style w:styleId="FootnoteReference" w:type="character">
+  <w:style w:type="character" w:styleId="FootnoteReference">
     <w:name w:val="Footnote Reference"/>
     <w:basedOn w:val="BodyTextChar"/>
     <w:rPr>
       <w:vertAlign w:val="superscript"/>
     </w:rPr>
   </w:style>
-  <w:style w:styleId="Hyperlink" w:type="character">
+  <w:style w:type="character" w:styleId="Hyperlink">
     <w:name w:val="Hyperlink"/>
     <w:basedOn w:val="BodyTextChar"/>
     <w:rPr>
-      <w:color w:themeColor="accent1" w:val="4F81BD"/>
-    </w:rPr>
-  </w:style>
-  <w:style w:styleId="TOCHeading" w:type="paragraph">
+      <w:color w:val="000000"/>
+    </w:rPr>
+  </w:style>
+  <w:style w:type="paragraph" w:styleId="TOCHeading">
     <w:name w:val="TOC Heading"/>
     <w:basedOn w:val="Heading1"/>
     <w:next w:val="BodyText"/>
@@ -2225,105 +4737,20 @@
       <w:outlineLvl w:val="9"/>
     </w:pPr>
     <w:rPr>
-      <w:rFonts w:asciiTheme="majorHAnsi" w:cstheme="majorBidi" w:eastAsiaTheme="majorEastAsia" w:hAnsiTheme="majorHAnsi"/>
+      <w:rFonts w:asciiTheme="majorHAnsi" w:eastAsiaTheme="majorEastAsia" w:hAnsiTheme="majorHAnsi" w:cstheme="majorBidi"/>
       <w:b w:val="0"/>
       <w:bCs w:val="0"/>
-      <w:color w:themeColor="accent1" w:themeShade="BF" w:val="365F91"/>
-    </w:rPr>
-  </w:style>
-  <w:style w:customStyle="1" w:styleId="Blank" w:type="paragraph">
-    <w:name w:val="Blank"/>
-    <w:basedOn w:val="Normal"/>
-    <w:qFormat/>
-    <w:pPr>
-      <w:spacing w:after="0" w:before="0" w:line="480" w:lineRule="exact"/>
-      <w:ind w:firstLine="0"/>
-    </w:pPr>
-  </w:style>
-  <w:style w:customStyle="1" w:styleId="CaptionDesignation" w:type="paragraph">
-    <w:name w:val="Caption Designation"/>
-    <w:basedOn w:val="Single"/>
-    <w:qFormat/>
-    <w:pPr>
-      <w:ind w:firstLine="0" w:left="2016"/>
-    </w:pPr>
-  </w:style>
-  <w:style w:customStyle="1" w:styleId="CaptionEntry" w:type="paragraph">
-    <w:name w:val="Caption Entry"/>
-    <w:basedOn w:val="Single"/>
-    <w:qFormat/>
-    <w:pPr>
-      <w:spacing w:after="240" w:before="0" w:line="240" w:lineRule="auto"/>
-    </w:pPr>
-  </w:style>
-  <w:style w:customStyle="1" w:styleId="Centered" w:type="paragraph">
-    <w:name w:val="Centered"/>
-    <w:basedOn w:val="Normal"/>
-    <w:qFormat/>
-    <w:pPr>
-      <w:spacing w:after="0" w:before="0" w:line="240" w:lineRule="auto"/>
-      <w:ind w:firstLine="0"/>
-      <w:jc w:val="center"/>
-    </w:pPr>
-  </w:style>
-  <w:style w:customStyle="1" w:styleId="CourtTitle" w:type="paragraph">
-    <w:name w:val="Court Title"/>
-    <w:basedOn w:val="Centered"/>
-    <w:qFormat/>
-    <w:rPr>
-      <w:b/>
-      <w:bCs/>
-    </w:rPr>
-  </w:style>
-  <w:style w:customStyle="1" w:styleId="CoverTitle" w:type="paragraph">
-    <w:name w:val="Cover Title"/>
-    <w:basedOn w:val="Centered"/>
-    <w:qFormat/>
-    <w:rPr>
-      <w:b/>
-      <w:bCs/>
-      <w:caps/>
-    </w:rPr>
-  </w:style>
-  <w:style w:customStyle="1" w:styleId="NumberedParagraph" w:type="paragraph">
+      <w:color w:val="365F91" w:themeColor="accent1" w:themeShade="BF"/>
+    </w:rPr>
+  </w:style>
+  <w:style w:type="paragraph" w:customStyle="1" w:styleId="NumberedParagraph">
     <w:name w:val="Numbered Paragraph"/>
     <w:basedOn w:val="BodyText"/>
     <w:qFormat/>
     <w:pPr>
       <w:tabs>
-        <w:tab w:pos="1296" w:val="left"/>
+        <w:tab w:val="left" w:pos="1296"/>
       </w:tabs>
-      <w:spacing w:after="0" w:before="0" w:line="480" w:lineRule="exact"/>
-      <w:ind w:firstLine="720"/>
-    </w:pPr>
-  </w:style>
-  <w:style w:customStyle="1" w:styleId="PrayerItem" w:type="paragraph">
-    <w:name w:val="Prayer Item"/>
-    <w:basedOn w:val="Normal"/>
-    <w:qFormat/>
-    <w:pPr>
-      <w:tabs>
-        <w:tab w:pos="1296" w:val="left"/>
-      </w:tabs>
-      <w:spacing w:after="0" w:before="0" w:line="480" w:lineRule="exact"/>
-      <w:ind w:hanging="576" w:left="1296"/>
-    </w:pPr>
-  </w:style>
-  <w:style w:customStyle="1" w:styleId="SignatureColumn" w:type="paragraph">
-    <w:name w:val="Signature Column"/>
-    <w:basedOn w:val="Single"/>
-    <w:qFormat/>
-    <w:pPr>
-      <w:ind w:firstLine="0" w:left="3888"/>
-    </w:pPr>
-  </w:style>
-  <w:style w:customStyle="1" w:styleId="Single" w:type="paragraph">
-    <w:name w:val="Single"/>
-    <w:basedOn w:val="Normal"/>
-    <w:qFormat/>
-    <w:pPr>
-      <w:spacing w:after="0" w:before="0" w:line="240" w:lineRule="auto"/>
-      <w:ind w:firstLine="0"/>
     </w:pPr>
   </w:style>
   <w:style w:type="paragraph" w:customStyle="1" w:styleId="SourceCode">
